--- a/Handout_WSL2_im_Schulkontext.docx
+++ b/Handout_WSL2_im_Schulkontext.docx
@@ -1,5 +1,1321 @@
 
-<file path=word/document.xml><?xml version="1.0" encoding="UTF-8" standalone="yes"?><w:document mc:Ignorable="w14 w15 wp14" xmlns:wpc="http://schemas.microsoft.com/office/word/2010/wordprocessingCanvas" xmlns:mc="http://schemas.openxmlformats.org/markup-compatibility/2006" xmlns:o="urn:schemas-microsoft-com:office:office" xmlns:r="http://schemas.openxmlformats.org/officeDocument/2006/relationships" xmlns:m="http://schemas.openxmlformats.org/officeDocument/2006/math" xmlns:v="urn:schemas-microsoft-com:vml" xmlns:wp14="http://schemas.microsoft.com/office/word/2010/wordprocessingDrawing" xmlns:wp="http://schemas.openxmlformats.org/drawingml/2006/wordprocessingDrawing" xmlns:w10="urn:schemas-microsoft-com:office:word" xmlns:w="http://schemas.openxmlformats.org/wordprocessingml/2006/main" xmlns:w14="http://schemas.microsoft.com/office/word/2010/wordml" xmlns:w15="http://schemas.microsoft.com/office/word/2012/wordml" xmlns:wpg="http://schemas.microsoft.com/office/word/2010/wordprocessingGroup" xmlns:wpi="http://schemas.microsoft.com/office/word/2010/wordprocessingInk" xmlns:wne="http://schemas.microsoft.com/office/word/2006/wordml" xmlns:wps="http://schemas.microsoft.com/office/word/2010/wordprocessingShape" xmlns:cx="http://schemas.microsoft.com/office/drawing/2014/chartex" xmlns:cx1="http://schemas.microsoft.com/office/drawing/2015/9/8/chartex" xmlns:cx2="http://schemas.microsoft.com/office/drawing/2015/10/21/chartex" xmlns:cx3="http://schemas.microsoft.com/office/drawing/2016/5/9/chartex" xmlns:cx4="http://schemas.microsoft.com/office/drawing/2016/5/10/chartex" xmlns:cx5="http://schemas.microsoft.com/office/drawing/2016/5/11/chartex" xmlns:cx6="http://schemas.microsoft.com/office/drawing/2016/5/12/chartex" xmlns:cx7="http://schemas.microsoft.com/office/drawing/2016/5/13/chartex" xmlns:cx8="http://schemas.microsoft.com/office/drawing/2016/5/14/chartex" xmlns:aink="http://schemas.microsoft.com/office/drawing/2016/ink" xmlns:am3d="http://schemas.microsoft.com/office/drawing/2017/model3d" xmlns:w16cex="http://schemas.microsoft.com/office/word/2018/wordml/cex" xmlns:w16cid="http://schemas.microsoft.com/office/word/2016/wordml/cid" xmlns:w16="http://schemas.microsoft.com/office/word/2018/wordml" xmlns:w16sdtdh="http://schemas.microsoft.com/office/word/2020/wordml/sdtdatahash" xmlns:w16se="http://schemas.microsoft.com/office/word/2015/wordml/symex"><w:body><w:p><w:pPr><w:spacing w:after="40"/></w:pPr><w:r><w:rPr><w:rFonts w:ascii="Calibri" w:cs="Calibri" w:eastAsia="Calibri" w:hAnsi="Calibri"/><w:color w:val="6B7280"/><w:sz w:val="20"/><w:szCs w:val="20"/></w:rPr><w:t xml:space="preserve">Regionaler Akademietag Cisco Networking Academy</w:t></w:r></w:p><w:p><w:pPr><w:pStyle w:val="Heading1"/><w:spacing w:after="160" w:before="240"/></w:pPr><w:r><w:rPr><w:rFonts w:ascii="Calibri" w:cs="Calibri" w:eastAsia="Calibri" w:hAnsi="Calibri"/><w:b/><w:bCs/><w:color w:val="0E7C6B"/><w:sz w:val="32"/><w:szCs w:val="32"/></w:rPr><w:t xml:space="preserve">Handout: Linux unterrichten mit WSL2 auf Windows-Schulrechnern</w:t></w:r></w:p><w:p><w:pPr><w:spacing w:after="120" w:line="276"/></w:pPr><w:r><w:rPr><w:rFonts w:ascii="Calibri" w:cs="Calibri" w:eastAsia="Calibri" w:hAnsi="Calibri"/><w:sz w:val="22"/><w:szCs w:val="22"/></w:rPr><w:t xml:space="preserve">Alles aus dem Workshop zum Nachmachen – von der Installation bis zum fertigen Klassen-Image.</w:t></w:r></w:p><w:p><w:pPr><w:pStyle w:val="Heading2"/><w:spacing w:after="120" w:before="220"/></w:pPr><w:r><w:rPr><w:rFonts w:ascii="Calibri" w:cs="Calibri" w:eastAsia="Calibri" w:hAnsi="Calibri"/><w:b/><w:bCs/><w:color w:val="1F2937"/><w:sz w:val="26"/><w:szCs w:val="26"/></w:rPr><w:t xml:space="preserve">1. WSL2 in fünf Minuten installieren</w:t></w:r></w:p><w:p><w:pPr><w:spacing w:after="120" w:line="276"/></w:pPr><w:r><w:rPr><w:rFonts w:ascii="Calibri" w:cs="Calibri" w:eastAsia="Calibri" w:hAnsi="Calibri"/><w:sz w:val="22"/><w:szCs w:val="22"/></w:rPr><w:t xml:space="preserve">Voraussetzungen: Windows 11 oder Windows 10 ab Version 2004 (Build 19041), Administratorrechte, aktivierte Virtualisierung im BIOS/UEFI (bei den meisten Geräten ab Werk aktiv).</w:t></w:r></w:p><w:p><w:pPr><w:spacing w:after="120" w:line="276"/></w:pPr><w:r><w:rPr><w:rFonts w:ascii="Calibri" w:cs="Calibri" w:eastAsia="Calibri" w:hAnsi="Calibri"/><w:b/><w:bCs/><w:sz w:val="22"/><w:szCs w:val="22"/></w:rPr><w:t xml:space="preserve">PowerShell oder Eingabeaufforderung </w:t></w:r><w:r><w:rPr><w:rFonts w:ascii="Calibri" w:cs="Calibri" w:eastAsia="Calibri" w:hAnsi="Calibri"/><w:b/><w:bCs/><w:color w:val="0E7C6B"/><w:sz w:val="22"/><w:szCs w:val="22"/></w:rPr><w:t xml:space="preserve">als Administrator</w:t></w:r><w:r><w:rPr><w:rFonts w:ascii="Calibri" w:cs="Calibri" w:eastAsia="Calibri" w:hAnsi="Calibri"/><w:b/><w:bCs/><w:sz w:val="22"/><w:szCs w:val="22"/></w:rPr><w:t xml:space="preserve"> öffnen und ausführen:</w:t></w:r></w:p><w:tbl><w:tblPr><w:tblW w:type="dxa" w:w="9360"/><w:tblBorders><w:top w:val="single" w:color="D1D5DB" w:sz="4"/><w:left w:val="single" w:color="D1D5DB" w:sz="4"/><w:bottom w:val="single" w:color="D1D5DB" w:sz="4"/><w:right w:val="single" w:color="D1D5DB" w:sz="4"/><w:insideH w:val="none"/><w:insideV w:val="none"/></w:tblBorders></w:tblPr><w:tblGrid><w:gridCol w:w="9360"/></w:tblGrid><w:tr><w:tc><w:tcPr><w:tcW w:type="dxa" w:w="9360"/><w:shd w:fill="F3F4F6" w:val="clear"/><w:tcMar><w:top w:type="dxa" w:w="100"/><w:left w:type="dxa" w:w="140"/><w:bottom w:type="dxa" w:w="100"/><w:right w:type="dxa" w:w="140"/></w:tcMar></w:tcPr><w:p><w:pPr><w:spacing w:after="20"/></w:pPr><w:r><w:rPr><w:rFonts w:ascii="Courier New" w:cs="Courier New" w:eastAsia="Courier New" w:hAnsi="Courier New"/><w:color w:val="1F2937"/><w:sz w:val="20"/><w:szCs w:val="20"/></w:rPr><w:t xml:space="preserve">wsl --install</w:t></w:r></w:p></w:tc></w:tr></w:tbl><w:p><w:pPr><w:spacing w:after="120" w:line="276"/></w:pPr><w:r><w:rPr><w:rFonts w:ascii="Calibri" w:cs="Calibri" w:eastAsia="Calibri" w:hAnsi="Calibri"/><w:sz w:val="22"/><w:szCs w:val="22"/></w:rPr><w:t xml:space="preserve">Das installiert automatisch alle benötigten Komponenten samt Ubuntu. Danach: </w:t></w:r><w:r><w:rPr><w:rFonts w:ascii="Calibri" w:cs="Calibri" w:eastAsia="Calibri" w:hAnsi="Calibri"/><w:b/><w:bCs/><w:sz w:val="22"/><w:szCs w:val="22"/></w:rPr><w:t xml:space="preserve">Neustart</w:t></w:r><w:r><w:rPr><w:rFonts w:ascii="Calibri" w:cs="Calibri" w:eastAsia="Calibri" w:hAnsi="Calibri"/><w:sz w:val="22"/><w:szCs w:val="22"/></w:rPr><w:t xml:space="preserve">. Beim ersten Start von „Ubuntu“ (Startmenü) werden Benutzername und Passwort für das Linux-System festgelegt – unabhängig vom Windows-Konto. Hinweis: Bei der Passworteingabe erscheinen keine Zeichen, das ist normal.</w:t></w:r></w:p><w:p><w:pPr><w:spacing w:after="120" w:line="276"/></w:pPr><w:r><w:rPr><w:rFonts w:ascii="Calibri" w:cs="Calibri" w:eastAsia="Calibri" w:hAnsi="Calibri"/><w:b/><w:bCs/><w:sz w:val="22"/><w:szCs w:val="22"/></w:rPr><w:t xml:space="preserve">Nützliche Varianten:</w:t></w:r></w:p><w:tbl><w:tblPr><w:tblW w:type="dxa" w:w="9360"/><w:tblBorders><w:top w:val="single" w:color="D1D5DB" w:sz="4"/><w:left w:val="single" w:color="D1D5DB" w:sz="4"/><w:bottom w:val="single" w:color="D1D5DB" w:sz="4"/><w:right w:val="single" w:color="D1D5DB" w:sz="4"/><w:insideH w:val="none"/><w:insideV w:val="none"/></w:tblBorders></w:tblPr><w:tblGrid><w:gridCol w:w="9360"/></w:tblGrid><w:tr><w:tc><w:tcPr><w:tcW w:type="dxa" w:w="9360"/><w:shd w:fill="F3F4F6" w:val="clear"/><w:tcMar><w:top w:type="dxa" w:w="100"/><w:left w:type="dxa" w:w="140"/><w:bottom w:type="dxa" w:w="100"/><w:right w:type="dxa" w:w="140"/></w:tcMar></w:tcPr><w:p><w:pPr><w:spacing w:after="20"/></w:pPr><w:r><w:rPr><w:rFonts w:ascii="Courier New" w:cs="Courier New" w:eastAsia="Courier New" w:hAnsi="Courier New"/><w:color w:val="1F2937"/><w:sz w:val="20"/><w:szCs w:val="20"/></w:rPr><w:t xml:space="preserve">wsl --list --online          # verfügbare Distributionen anzeigen</w:t></w:r></w:p><w:p><w:pPr><w:spacing w:after="20"/></w:pPr><w:r><w:rPr><w:rFonts w:ascii="Courier New" w:cs="Courier New" w:eastAsia="Courier New" w:hAnsi="Courier New"/><w:color w:val="1F2937"/><w:sz w:val="20"/><w:szCs w:val="20"/></w:rPr><w:t xml:space="preserve">wsl --install -d Debian      # gezielt eine Distribution installieren</w:t></w:r></w:p><w:p><w:pPr><w:spacing w:after="20"/></w:pPr><w:r><w:rPr><w:rFonts w:ascii="Courier New" w:cs="Courier New" w:eastAsia="Courier New" w:hAnsi="Courier New"/><w:color w:val="1F2937"/><w:sz w:val="20"/><w:szCs w:val="20"/></w:rPr><w:t xml:space="preserve">wsl --update                 # WSL-Kern aktualisieren</w:t></w:r></w:p><w:p><w:pPr><w:spacing w:after="20"/></w:pPr><w:r><w:rPr><w:rFonts w:ascii="Courier New" w:cs="Courier New" w:eastAsia="Courier New" w:hAnsi="Courier New"/><w:color w:val="1F2937"/><w:sz w:val="20"/><w:szCs w:val="20"/></w:rPr><w:t xml:space="preserve">wsl --status                 # Version und Standarddistribution prüfen</w:t></w:r></w:p></w:tc></w:tr></w:tbl><w:p><w:pPr><w:pStyle w:val="Heading2"/><w:spacing w:after="120" w:before="220"/></w:pPr><w:r><w:rPr><w:rFonts w:ascii="Calibri" w:cs="Calibri" w:eastAsia="Calibri" w:hAnsi="Calibri"/><w:b/><w:bCs/><w:color w:val="1F2937"/><w:sz w:val="26"/><w:szCs w:val="26"/></w:rPr><w:t xml:space="preserve">2. Die wichtigsten Handgriffe für den Alltag</w:t></w:r></w:p><w:p><w:pPr><w:pStyle w:val="ListParagraph"/><w:numPr><w:ilvl w:val="0"/><w:numId w:val="2"/></w:numPr><w:spacing w:after="80" w:line="276"/></w:pPr><w:r><w:rPr><w:rFonts w:ascii="Calibri" w:cs="Calibri" w:eastAsia="Calibri" w:hAnsi="Calibri"/><w:sz w:val="22"/><w:szCs w:val="22"/></w:rPr><w:t xml:space="preserve">Windows-Laufwerke sind unter </w:t></w:r><w:r><w:rPr><w:rFonts w:ascii="Courier New" w:cs="Courier New" w:eastAsia="Courier New" w:hAnsi="Courier New"/><w:sz w:val="20"/><w:szCs w:val="20"/></w:rPr><w:t xml:space="preserve">/mnt/c</w:t></w:r><w:r><w:rPr><w:rFonts w:ascii="Calibri" w:cs="Calibri" w:eastAsia="Calibri" w:hAnsi="Calibri"/><w:sz w:val="22"/><w:szCs w:val="22"/></w:rPr><w:t xml:space="preserve">, </w:t></w:r><w:r><w:rPr><w:rFonts w:ascii="Courier New" w:cs="Courier New" w:eastAsia="Courier New" w:hAnsi="Courier New"/><w:sz w:val="20"/><w:szCs w:val="20"/></w:rPr><w:t xml:space="preserve">/mnt/d</w:t></w:r><w:r><w:rPr><w:rFonts w:ascii="Calibri" w:cs="Calibri" w:eastAsia="Calibri" w:hAnsi="Calibri"/><w:sz w:val="22"/><w:szCs w:val="22"/></w:rPr><w:t xml:space="preserve"> usw. erreichbar – z. B. </w:t></w:r><w:r><w:rPr><w:rFonts w:ascii="Courier New" w:cs="Courier New" w:eastAsia="Courier New" w:hAnsi="Courier New"/><w:sz w:val="20"/><w:szCs w:val="20"/></w:rPr><w:t xml:space="preserve">cd /mnt/c/Users/&lt;Name&gt;/Desktop</w:t></w:r></w:p><w:p><w:pPr><w:pStyle w:val="ListParagraph"/><w:numPr><w:ilvl w:val="0"/><w:numId w:val="2"/></w:numPr><w:spacing w:after="80" w:line="276"/></w:pPr><w:r><w:rPr><w:rFonts w:ascii="Courier New" w:cs="Courier New" w:eastAsia="Courier New" w:hAnsi="Courier New"/><w:sz w:val="20"/><w:szCs w:val="20"/></w:rPr><w:t xml:space="preserve">explorer.exe .</w:t></w:r><w:r><w:rPr><w:rFonts w:ascii="Calibri" w:cs="Calibri" w:eastAsia="Calibri" w:hAnsi="Calibri"/><w:sz w:val="22"/><w:szCs w:val="22"/></w:rPr><w:t xml:space="preserve">  öffnet das aktuelle Linux-Verzeichnis im Windows-Explorer; umgekehrt erscheint Linux dort als Netzwerkpfad </w:t></w:r><w:r><w:rPr><w:rFonts w:ascii="Courier New" w:cs="Courier New" w:eastAsia="Courier New" w:hAnsi="Courier New"/><w:sz w:val="20"/><w:szCs w:val="20"/></w:rPr><w:t xml:space="preserve">\\wsl$</w:t></w:r></w:p><w:p><w:pPr><w:pStyle w:val="ListParagraph"/><w:numPr><w:ilvl w:val="0"/><w:numId w:val="2"/></w:numPr><w:spacing w:after="80" w:line="276"/></w:pPr><w:r><w:rPr><w:rFonts w:ascii="Calibri" w:cs="Calibri" w:eastAsia="Calibri" w:hAnsi="Calibri"/><w:sz w:val="22"/><w:szCs w:val="22"/></w:rPr><w:t xml:space="preserve">Visual Studio Code verbindet sich mit der Erweiterung „WSL“ direkt in die Linux-Umgebung – ideal für Skripting-Unterricht</w:t></w:r></w:p><w:p><w:pPr><w:pStyle w:val="ListParagraph"/><w:numPr><w:ilvl w:val="0"/><w:numId w:val="2"/></w:numPr><w:spacing w:after="80" w:line="276"/></w:pPr><w:r><w:rPr><w:rFonts w:ascii="Calibri" w:cs="Calibri" w:eastAsia="Calibri" w:hAnsi="Calibri"/><w:sz w:val="22"/><w:szCs w:val="22"/></w:rPr><w:t xml:space="preserve">Software installieren wie auf jedem Ubuntu: </w:t></w:r><w:r><w:rPr><w:rFonts w:ascii="Courier New" w:cs="Courier New" w:eastAsia="Courier New" w:hAnsi="Courier New"/><w:sz w:val="20"/><w:szCs w:val="20"/></w:rPr><w:t xml:space="preserve">sudo apt update &amp;&amp; sudo apt install &lt;paket&gt;</w:t></w:r></w:p><w:p><w:pPr><w:pStyle w:val="ListParagraph"/><w:numPr><w:ilvl w:val="0"/><w:numId w:val="2"/></w:numPr><w:spacing w:after="80" w:line="276"/></w:pPr><w:r><w:rPr><w:rFonts w:ascii="Calibri" w:cs="Calibri" w:eastAsia="Calibri" w:hAnsi="Calibri"/><w:sz w:val="22"/><w:szCs w:val="22"/></w:rPr><w:t xml:space="preserve">Komplett zurücksetzen (z. B. nach einer Unterrichtsreihe): Einstellungen → Apps → Ubuntu → Zurücksetzen – oder per </w:t></w:r><w:r><w:rPr><w:rFonts w:ascii="Courier New" w:cs="Courier New" w:eastAsia="Courier New" w:hAnsi="Courier New"/><w:sz w:val="20"/><w:szCs w:val="20"/></w:rPr><w:t xml:space="preserve">wsl --unregister Ubuntu</w:t></w:r></w:p><w:p><w:pPr><w:pStyle w:val="Heading2"/><w:spacing w:after="120" w:before="220"/></w:pPr><w:r><w:rPr><w:rFonts w:ascii="Calibri" w:cs="Calibri" w:eastAsia="Calibri" w:hAnsi="Calibri"/><w:b/><w:bCs/><w:color w:val="1F2937"/><w:sz w:val="26"/><w:szCs w:val="26"/></w:rPr><w:t xml:space="preserve">3. Das Klassen-Image: eine Umgebung, dreißig Rechner</w:t></w:r></w:p><w:p><w:pPr><w:spacing w:after="120" w:line="276"/></w:pPr><w:r><w:rPr><w:rFonts w:ascii="Calibri" w:cs="Calibri" w:eastAsia="Calibri" w:hAnsi="Calibri"/><w:sz w:val="22"/><w:szCs w:val="22"/></w:rPr><w:t xml:space="preserve">Der für den Unterricht wertvollste Mechanismus: Eine fertig vorbereitete Instanz (Benutzer, Pakete, Übungsdateien wie unsere </w:t></w:r><w:r><w:rPr><w:rFonts w:ascii="Courier New" w:cs="Courier New" w:eastAsia="Courier New" w:hAnsi="Courier New"/><w:sz w:val="20"/><w:szCs w:val="20"/></w:rPr><w:t xml:space="preserve">server.log</w:t></w:r><w:r><w:rPr><w:rFonts w:ascii="Calibri" w:cs="Calibri" w:eastAsia="Calibri" w:hAnsi="Calibri"/><w:sz w:val="22"/><w:szCs w:val="22"/></w:rPr><w:t xml:space="preserve">) lässt sich als einzelne Datei exportieren und auf beliebig vielen Rechnern identisch importieren.</w:t></w:r></w:p><w:p><w:pPr><w:spacing w:after="120" w:line="276"/></w:pPr><w:r><w:rPr><w:rFonts w:ascii="Calibri" w:cs="Calibri" w:eastAsia="Calibri" w:hAnsi="Calibri"/><w:b/><w:bCs/><w:sz w:val="22"/><w:szCs w:val="22"/></w:rPr><w:t xml:space="preserve">Auf dem Lehrer-Rechner – Muster-Instanz einrichten und exportieren:</w:t></w:r></w:p><w:tbl><w:tblPr><w:tblW w:type="dxa" w:w="9360"/><w:tblBorders><w:top w:val="single" w:color="D1D5DB" w:sz="4"/><w:left w:val="single" w:color="D1D5DB" w:sz="4"/><w:bottom w:val="single" w:color="D1D5DB" w:sz="4"/><w:right w:val="single" w:color="D1D5DB" w:sz="4"/><w:insideH w:val="none"/><w:insideV w:val="none"/></w:tblBorders></w:tblPr><w:tblGrid><w:gridCol w:w="9360"/></w:tblGrid><w:tr><w:tc><w:tcPr><w:tcW w:type="dxa" w:w="9360"/><w:shd w:fill="F3F4F6" w:val="clear"/><w:tcMar><w:top w:type="dxa" w:w="100"/><w:left w:type="dxa" w:w="140"/><w:bottom w:type="dxa" w:w="100"/><w:right w:type="dxa" w:w="140"/></w:tcMar></w:tcPr><w:p><w:pPr><w:spacing w:after="20"/></w:pPr><w:r><w:rPr><w:rFonts w:ascii="Courier New" w:cs="Courier New" w:eastAsia="Courier New" w:hAnsi="Courier New"/><w:color w:val="1F2937"/><w:sz w:val="20"/><w:szCs w:val="20"/></w:rPr><w:t xml:space="preserve">wsl --export Ubuntu C:\Klassenimage\fisi-uebung.tar</w:t></w:r></w:p></w:tc></w:tr></w:tbl><w:p><w:pPr><w:spacing w:after="120" w:line="276"/></w:pPr><w:r><w:rPr><w:rFonts w:ascii="Calibri" w:cs="Calibri" w:eastAsia="Calibri" w:hAnsi="Calibri"/><w:b/><w:bCs/><w:sz w:val="22"/><w:szCs w:val="22"/></w:rPr><w:t xml:space="preserve">Auf jedem Schüler-Rechner – importieren (Datei z. B. per Netzlaufwerk oder USB-Stick verteilen):</w:t></w:r></w:p><w:tbl><w:tblPr><w:tblW w:type="dxa" w:w="9360"/><w:tblBorders><w:top w:val="single" w:color="D1D5DB" w:sz="4"/><w:left w:val="single" w:color="D1D5DB" w:sz="4"/><w:bottom w:val="single" w:color="D1D5DB" w:sz="4"/><w:right w:val="single" w:color="D1D5DB" w:sz="4"/><w:insideH w:val="none"/><w:insideV w:val="none"/></w:tblBorders></w:tblPr><w:tblGrid><w:gridCol w:w="9360"/></w:tblGrid><w:tr><w:tc><w:tcPr><w:tcW w:type="dxa" w:w="9360"/><w:shd w:fill="F3F4F6" w:val="clear"/><w:tcMar><w:top w:type="dxa" w:w="100"/><w:left w:type="dxa" w:w="140"/><w:bottom w:type="dxa" w:w="100"/><w:right w:type="dxa" w:w="140"/></w:tcMar></w:tcPr><w:p><w:pPr><w:spacing w:after="20"/></w:pPr><w:r><w:rPr><w:rFonts w:ascii="Courier New" w:cs="Courier New" w:eastAsia="Courier New" w:hAnsi="Courier New"/><w:color w:val="1F2937"/><w:sz w:val="20"/><w:szCs w:val="20"/></w:rPr><w:t xml:space="preserve">wsl --import FISI-Uebung C:\WSL\fisi C:\Klassenimage\fisi-uebung.tar</w:t></w:r></w:p><w:p><w:pPr><w:spacing w:after="20"/></w:pPr><w:r><w:rPr><w:rFonts w:ascii="Courier New" w:cs="Courier New" w:eastAsia="Courier New" w:hAnsi="Courier New"/><w:color w:val="1F2937"/><w:sz w:val="20"/><w:szCs w:val="20"/></w:rPr><w:t xml:space="preserve">wsl -d FISI-Uebung             # starten</w:t></w:r></w:p></w:tc></w:tr></w:tbl><w:p><w:pPr><w:spacing w:after="120" w:line="276"/></w:pPr><w:r><w:rPr><w:rFonts w:ascii="Calibri" w:cs="Calibri" w:eastAsia="Calibri" w:hAnsi="Calibri"/><w:sz w:val="22"/><w:szCs w:val="22"/></w:rPr><w:t xml:space="preserve">Der Import legt eine eigenständige Instanz an – eine eventuell vorhandene Ubuntu-Installation bleibt unberührt. So lässt sich pro Lernsituation ein eigenes Image pflegen. Hinweis: Importierte Instanzen starten standardmäßig als root; der Standardbenutzer lässt sich in der Datei </w:t></w:r><w:r><w:rPr><w:rFonts w:ascii="Courier New" w:cs="Courier New" w:eastAsia="Courier New" w:hAnsi="Courier New"/><w:sz w:val="20"/><w:szCs w:val="20"/></w:rPr><w:t xml:space="preserve">/etc/wsl.conf</w:t></w:r><w:r><w:rPr><w:rFonts w:ascii="Calibri" w:cs="Calibri" w:eastAsia="Calibri" w:hAnsi="Calibri"/><w:sz w:val="22"/><w:szCs w:val="22"/></w:rPr><w:t xml:space="preserve"> mit dem Eintrag </w:t></w:r><w:r><w:rPr><w:rFonts w:ascii="Courier New" w:cs="Courier New" w:eastAsia="Courier New" w:hAnsi="Courier New"/><w:sz w:val="20"/><w:szCs w:val="20"/></w:rPr><w:t xml:space="preserve">[user] default=&lt;name&gt;</w:t></w:r><w:r><w:rPr><w:rFonts w:ascii="Calibri" w:cs="Calibri" w:eastAsia="Calibri" w:hAnsi="Calibri"/><w:sz w:val="22"/><w:szCs w:val="22"/></w:rPr><w:t xml:space="preserve"> festlegen (vor dem Export!).</w:t></w:r></w:p><w:p><w:pPr><w:pStyle w:val="Heading2"/><w:spacing w:after="120" w:before="220"/></w:pPr><w:r><w:rPr><w:rFonts w:ascii="Calibri" w:cs="Calibri" w:eastAsia="Calibri" w:hAnsi="Calibri"/><w:b/><w:bCs/><w:color w:val="1F2937"/><w:sz w:val="26"/><w:szCs w:val="26"/></w:rPr><w:t xml:space="preserve">4. Der Übungsserver aus dem Workshop: in Minuten nachgebaut</w:t></w:r></w:p><w:p><w:pPr><w:spacing w:after="120" w:line="276"/></w:pPr><w:r><w:rPr><w:rFonts w:ascii="Calibri" w:cs="Calibri" w:eastAsia="Calibri" w:hAnsi="Calibri"/><w:sz w:val="22"/><w:szCs w:val="22"/></w:rPr><w:t xml:space="preserve">Die Alternative zum Einzelplatz: ein gemeinsamer Linux-Server, auf den sich die Klasse per SSH einloggt – genau so, wie wir heute gearbeitet haben. Der SSH-Client ist in Windows 10/11 bereits enthalten (</w:t></w:r><w:r><w:rPr><w:rFonts w:ascii="Courier New" w:cs="Courier New" w:eastAsia="Courier New" w:hAnsi="Courier New"/><w:sz w:val="20"/><w:szCs w:val="20"/></w:rPr><w:t xml:space="preserve">ssh benutzer@&lt;ip&gt;</w:t></w:r><w:r><w:rPr><w:rFonts w:ascii="Calibri" w:cs="Calibri" w:eastAsia="Calibri" w:hAnsi="Calibri"/><w:sz w:val="22"/><w:szCs w:val="22"/></w:rPr><w:t xml:space="preserve"> in PowerShell), es muss also auf keinem Schülerrechner irgendetwas installiert werden. Als Server genügt eine WSL2-Instanz auf dem Lehrerrechner, ein Raspberry Pi oder ein ausgedienter Mini-PC.</w:t></w:r></w:p><w:p><w:pPr><w:spacing w:after="120" w:line="276"/></w:pPr><w:r><w:rPr><w:rFonts w:ascii="Calibri" w:cs="Calibri" w:eastAsia="Calibri" w:hAnsi="Calibri"/><w:b/><w:bCs/><w:sz w:val="22"/><w:szCs w:val="22"/></w:rPr><w:t xml:space="preserve">Zwei mitgelieferte Skripte erledigen die Arbeit:</w:t></w:r></w:p><w:tbl><w:tblPr><w:tblW w:type="dxa" w:w="9360"/><w:tblBorders><w:top w:val="single" w:color="D1D5DB" w:sz="4"/><w:left w:val="single" w:color="D1D5DB" w:sz="4"/><w:bottom w:val="single" w:color="D1D5DB" w:sz="4"/><w:right w:val="single" w:color="D1D5DB" w:sz="4"/><w:insideH w:val="none"/><w:insideV w:val="none"/></w:tblBorders></w:tblPr><w:tblGrid><w:gridCol w:w="9360"/></w:tblGrid><w:tr><w:tc><w:tcPr><w:tcW w:type="dxa" w:w="9360"/><w:shd w:fill="F3F4F6" w:val="clear"/><w:tcMar><w:top w:type="dxa" w:w="100"/><w:left w:type="dxa" w:w="140"/><w:bottom w:type="dxa" w:w="100"/><w:right w:type="dxa" w:w="140"/></w:tcMar></w:tcPr><w:p><w:pPr><w:spacing w:after="20"/></w:pPr><w:r><w:rPr><w:rFonts w:ascii="Courier New" w:cs="Courier New" w:eastAsia="Courier New" w:hAnsi="Courier New"/><w:color w:val="1F2937"/><w:sz w:val="20"/><w:szCs w:val="20"/></w:rPr><w:t xml:space="preserve">sudo ./setup-workshop.sh 30      # legt user01..user30 an (Passwort akademieNN),</w:t></w:r></w:p><w:p><w:pPr><w:spacing w:after="20"/></w:pPr><w:r><w:rPr><w:rFonts w:ascii="Courier New" w:cs="Courier New" w:eastAsia="Courier New" w:hAnsi="Courier New"/><w:color w:val="1F2937"/><w:sz w:val="20"/><w:szCs w:val="20"/></w:rPr><w:t xml:space="preserve">                                 # verteilt die Übungsdatei, startet SSH</w:t></w:r></w:p><w:p><w:pPr><w:spacing w:after="20"/></w:pPr><w:r><w:rPr><w:rFonts w:ascii="Courier New" w:cs="Courier New" w:eastAsia="Courier New" w:hAnsi="Courier New"/><w:color w:val="1F2937"/><w:sz w:val="20"/><w:szCs w:val="20"/></w:rPr><w:t xml:space="preserve">sudo ./teardown-workshop.sh      # entfernt nach der Stunde alles rückstandslos</w:t></w:r></w:p></w:tc></w:tr></w:tbl><w:p><w:pPr><w:spacing w:after="120" w:line="276"/></w:pPr><w:r><w:rPr><w:rFonts w:ascii="Calibri" w:cs="Calibri" w:eastAsia="Calibri" w:hAnsi="Calibri"/><w:sz w:val="22"/><w:szCs w:val="22"/></w:rPr><w:t xml:space="preserve">Wichtig: Die Muster-Passwörter sind bewusst simpel – der Server gehört damit ausschließlich ins lokale (Schul-)Netz und nach der Unterrichtseinheit wieder abgeschaltet oder aufgeräumt. Für WSL2 als Server: In der Datei </w:t></w:r><w:r><w:rPr><w:rFonts w:ascii="Courier New" w:cs="Courier New" w:eastAsia="Courier New" w:hAnsi="Courier New"/><w:sz w:val="20"/><w:szCs w:val="20"/></w:rPr><w:t xml:space="preserve">C:\Users\&lt;Name&gt;\.wslconfig</w:t></w:r><w:r><w:rPr><w:rFonts w:ascii="Calibri" w:cs="Calibri" w:eastAsia="Calibri" w:hAnsi="Calibri"/><w:sz w:val="22"/><w:szCs w:val="22"/></w:rPr><w:t xml:space="preserve"> den gespiegelten Netzwerkmodus aktivieren (</w:t></w:r><w:r><w:rPr><w:rFonts w:ascii="Courier New" w:cs="Courier New" w:eastAsia="Courier New" w:hAnsi="Courier New"/><w:sz w:val="20"/><w:szCs w:val="20"/></w:rPr><w:t xml:space="preserve">[wsl2] networkingMode=mirrored</w:t></w:r><w:r><w:rPr><w:rFonts w:ascii="Calibri" w:cs="Calibri" w:eastAsia="Calibri" w:hAnsi="Calibri"/><w:sz w:val="22"/><w:szCs w:val="22"/></w:rPr><w:t xml:space="preserve">, ab Windows 11 22H2), damit andere Rechner im Netz den Dienst erreichen – Details stehen als Kommentar im Skript.</w:t></w:r></w:p><w:p><w:pPr><w:pStyle w:val="Heading2"/><w:spacing w:after="120" w:before="220"/></w:pPr><w:r><w:rPr><w:rFonts w:ascii="Calibri" w:cs="Calibri" w:eastAsia="Calibri" w:hAnsi="Calibri"/><w:b/><w:bCs/><w:color w:val="1F2937"/><w:sz w:val="26"/><w:szCs w:val="26"/></w:rPr><w:t xml:space="preserve">5. Typische Stolperstellen an Schulen</w:t></w:r></w:p><w:p><w:pPr><w:pStyle w:val="ListParagraph"/><w:numPr><w:ilvl w:val="0"/><w:numId w:val="2"/></w:numPr><w:spacing w:after="80" w:line="276"/></w:pPr><w:r><w:rPr><w:rFonts w:ascii="Calibri" w:cs="Calibri" w:eastAsia="Calibri" w:hAnsi="Calibri"/><w:b/><w:bCs/><w:sz w:val="22"/><w:szCs w:val="22"/></w:rPr><w:t xml:space="preserve">Keine Admin-Rechte auf Dienstgeräten: </w:t></w:r><w:r><w:rPr><w:rFonts w:ascii="Calibri" w:cs="Calibri" w:eastAsia="Calibri" w:hAnsi="Calibri"/><w:sz w:val="22"/><w:szCs w:val="22"/></w:rPr><w:t xml:space="preserve">Installation muss über die IT-Administration bzw. Softwareverteilung erfolgen – das Klassen-Image aus Abschnitt 3 ist dabei das überzeugende Argument, weil es die Pflege drastisch vereinfacht.</w:t></w:r></w:p><w:p><w:pPr><w:pStyle w:val="ListParagraph"/><w:numPr><w:ilvl w:val="0"/><w:numId w:val="2"/></w:numPr><w:spacing w:after="80" w:line="276"/></w:pPr><w:r><w:rPr><w:rFonts w:ascii="Calibri" w:cs="Calibri" w:eastAsia="Calibri" w:hAnsi="Calibri"/><w:b/><w:bCs/><w:sz w:val="22"/><w:szCs w:val="22"/></w:rPr><w:t xml:space="preserve">Virtualisierung im BIOS/UEFI deaktiviert: </w:t></w:r><w:r><w:rPr><w:rFonts w:ascii="Calibri" w:cs="Calibri" w:eastAsia="Calibri" w:hAnsi="Calibri"/><w:sz w:val="22"/><w:szCs w:val="22"/></w:rPr><w:t xml:space="preserve">Fehlermeldung beim ersten Start („Virtualisierung nicht aktiviert“ o. ä.); Intel VT-x bzw. AMD-V muss im Firmware-Setup eingeschaltet werden.</w:t></w:r></w:p><w:p><w:pPr><w:pStyle w:val="ListParagraph"/><w:numPr><w:ilvl w:val="0"/><w:numId w:val="2"/></w:numPr><w:spacing w:after="80" w:line="276"/></w:pPr><w:r><w:rPr><w:rFonts w:ascii="Calibri" w:cs="Calibri" w:eastAsia="Calibri" w:hAnsi="Calibri"/><w:b/><w:bCs/><w:sz w:val="22"/><w:szCs w:val="22"/></w:rPr><w:t xml:space="preserve">Gruppenrichtlinien/AppLocker: </w:t></w:r><w:r><w:rPr><w:rFonts w:ascii="Calibri" w:cs="Calibri" w:eastAsia="Calibri" w:hAnsi="Calibri"/><w:sz w:val="22"/><w:szCs w:val="22"/></w:rPr><w:t xml:space="preserve">Manche Schulträger blockieren optionale Windows-Features – frühzeitig mit dem IT-Dienstleister klären.</w:t></w:r></w:p><w:p><w:pPr><w:pStyle w:val="ListParagraph"/><w:numPr><w:ilvl w:val="0"/><w:numId w:val="2"/></w:numPr><w:spacing w:after="80" w:line="276"/></w:pPr><w:r><w:rPr><w:rFonts w:ascii="Calibri" w:cs="Calibri" w:eastAsia="Calibri" w:hAnsi="Calibri"/><w:b/><w:bCs/><w:sz w:val="22"/><w:szCs w:val="22"/></w:rPr><w:t xml:space="preserve">Proxy-Umgebungen: </w:t></w:r><w:r><w:rPr><w:rFonts w:ascii="Courier New" w:cs="Courier New" w:eastAsia="Courier New" w:hAnsi="Courier New"/><w:sz w:val="20"/><w:szCs w:val="20"/></w:rPr><w:t xml:space="preserve">apt</w:t></w:r><w:r><w:rPr><w:rFonts w:ascii="Calibri" w:cs="Calibri" w:eastAsia="Calibri" w:hAnsi="Calibri"/><w:sz w:val="22"/><w:szCs w:val="22"/></w:rPr><w:t xml:space="preserve"> braucht ggf. die Proxy-Konfiguration des Schulnetzes (</w:t></w:r><w:r><w:rPr><w:rFonts w:ascii="Courier New" w:cs="Courier New" w:eastAsia="Courier New" w:hAnsi="Courier New"/><w:sz w:val="20"/><w:szCs w:val="20"/></w:rPr><w:t xml:space="preserve">/etc/apt/apt.conf.d/</w:t></w:r><w:r><w:rPr><w:rFonts w:ascii="Calibri" w:cs="Calibri" w:eastAsia="Calibri" w:hAnsi="Calibri"/><w:sz w:val="22"/><w:szCs w:val="22"/></w:rPr><w:t xml:space="preserve">).</w:t></w:r></w:p><w:p><w:pPr><w:pStyle w:val="ListParagraph"/><w:numPr><w:ilvl w:val="0"/><w:numId w:val="2"/></w:numPr><w:spacing w:after="80" w:line="276"/></w:pPr><w:r><w:rPr><w:rFonts w:ascii="Calibri" w:cs="Calibri" w:eastAsia="Calibri" w:hAnsi="Calibri"/><w:b/><w:bCs/><w:sz w:val="22"/><w:szCs w:val="22"/></w:rPr><w:t xml:space="preserve">Windows 10: </w:t></w:r><w:r><w:rPr><w:rFonts w:ascii="Calibri" w:cs="Calibri" w:eastAsia="Calibri" w:hAnsi="Calibri"/><w:sz w:val="22"/><w:szCs w:val="22"/></w:rPr><w:t xml:space="preserve">WSL2 funktioniert dort weiterhin, aber Windows 10 erhält seit Oktober 2025 keine regulären Sicherheitsupdates mehr – mittelfristig Windows 11 einplanen.</w:t></w:r></w:p><w:p><w:pPr><w:pStyle w:val="ListParagraph"/><w:numPr><w:ilvl w:val="0"/><w:numId w:val="2"/></w:numPr><w:spacing w:after="80" w:line="276"/></w:pPr><w:r><w:rPr><w:rFonts w:ascii="Calibri" w:cs="Calibri" w:eastAsia="Calibri" w:hAnsi="Calibri"/><w:b/><w:bCs/><w:sz w:val="22"/><w:szCs w:val="22"/></w:rPr><w:t xml:space="preserve">Plan B ohne jede Installation: </w:t></w:r><w:r><w:rPr><w:rFonts w:ascii="Calibri" w:cs="Calibri" w:eastAsia="Calibri" w:hAnsi="Calibri"/><w:sz w:val="22"/><w:szCs w:val="22"/></w:rPr><w:t xml:space="preserve">Browser-Sandboxes (siehe Links) – falls weder WSL2 noch ein gemeinsamer Übungsserver möglich sind.</w:t></w:r></w:p><w:p><w:pPr><w:pStyle w:val="Heading2"/><w:spacing w:after="120" w:before="220"/></w:pPr><w:r><w:rPr><w:rFonts w:ascii="Calibri" w:cs="Calibri" w:eastAsia="Calibri" w:hAnsi="Calibri"/><w:b/><w:bCs/><w:color w:val="1F2937"/><w:sz w:val="26"/><w:szCs w:val="26"/></w:rPr><w:t xml:space="preserve">6. Unterrichtsmaterial: die LPI Learning Materials</w:t></w:r></w:p><w:p><w:pPr><w:spacing w:after="120" w:line="276"/></w:pPr><w:r><w:rPr><w:rFonts w:ascii="Calibri" w:cs="Calibri" w:eastAsia="Calibri" w:hAnsi="Calibri"/><w:sz w:val="22"/><w:szCs w:val="22"/></w:rPr><w:t xml:space="preserve">Die im Workshop verwendeten Übungen basieren auf den offiziellen, frei verfügbaren LPIC-1-Lernmaterialien des Linux Professional Institute – vollständig auf Deutsch, mit geführten und offenen Übungen inklusive Lösungen zu jeder Lektion:</w:t></w:r></w:p><w:p><w:pPr><w:pStyle w:val="ListParagraph"/><w:numPr><w:ilvl w:val="0"/><w:numId w:val="2"/></w:numPr><w:spacing w:after="80" w:line="276"/></w:pPr><w:r><w:rPr><w:rFonts w:ascii="Calibri" w:cs="Calibri" w:eastAsia="Calibri" w:hAnsi="Calibri"/><w:sz w:val="22"/><w:szCs w:val="22"/></w:rPr><w:t xml:space="preserve">Thema 103.1 – Auf der Befehlszeile arbeiten (Grundlagen, man, Shell)</w:t></w:r></w:p><w:p><w:pPr><w:pStyle w:val="ListParagraph"/><w:numPr><w:ilvl w:val="0"/><w:numId w:val="2"/></w:numPr><w:spacing w:after="80" w:line="276"/></w:pPr><w:r><w:rPr><w:rFonts w:ascii="Calibri" w:cs="Calibri" w:eastAsia="Calibri" w:hAnsi="Calibri"/><w:sz w:val="22"/><w:szCs w:val="22"/></w:rPr><w:t xml:space="preserve">Thema 103.2 – Textströme mit Filtern verarbeiten (grep, sort, uniq, wc, cut)</w:t></w:r></w:p><w:p><w:pPr><w:pStyle w:val="ListParagraph"/><w:numPr><w:ilvl w:val="0"/><w:numId w:val="2"/></w:numPr><w:spacing w:after="80" w:line="276"/></w:pPr><w:r><w:rPr><w:rFonts w:ascii="Calibri" w:cs="Calibri" w:eastAsia="Calibri" w:hAnsi="Calibri"/><w:sz w:val="22"/><w:szCs w:val="22"/></w:rPr><w:t xml:space="preserve">Thema 103.4 – Ströme, Pipes und Umleitungen</w:t></w:r></w:p><w:p><w:pPr><w:pStyle w:val="ListParagraph"/><w:numPr><w:ilvl w:val="0"/><w:numId w:val="2"/></w:numPr><w:spacing w:after="80" w:line="276"/></w:pPr><w:r><w:rPr><w:rFonts w:ascii="Calibri" w:cs="Calibri" w:eastAsia="Calibri" w:hAnsi="Calibri"/><w:sz w:val="22"/><w:szCs w:val="22"/></w:rPr><w:t xml:space="preserve">Als nächster Schritt für den Unterricht: Thema 104.5 – Dateizugriffsrechte (ls -l, chmod, chown)</w:t></w:r></w:p><w:p><w:pPr><w:pStyle w:val="Heading2"/><w:spacing w:after="120" w:before="220"/></w:pPr><w:r><w:rPr><w:rFonts w:ascii="Calibri" w:cs="Calibri" w:eastAsia="Calibri" w:hAnsi="Calibri"/><w:b/><w:bCs/><w:color w:val="1F2937"/><w:sz w:val="26"/><w:szCs w:val="26"/></w:rPr><w:t xml:space="preserve">7. Links</w:t></w:r></w:p><w:p><w:pPr><w:pStyle w:val="ListParagraph"/><w:numPr><w:ilvl w:val="0"/><w:numId w:val="2"/></w:numPr><w:spacing w:after="80" w:line="276"/></w:pPr><w:r><w:rPr><w:rFonts w:ascii="Calibri" w:cs="Calibri" w:eastAsia="Calibri" w:hAnsi="Calibri"/><w:b/><w:bCs/><w:sz w:val="22"/><w:szCs w:val="22"/></w:rPr><w:t xml:space="preserve">LPI Learning Materials (kostenlos, deutsch): </w:t></w:r><w:r><w:rPr><w:rFonts w:ascii="Calibri" w:cs="Calibri" w:eastAsia="Calibri" w:hAnsi="Calibri"/><w:sz w:val="22"/><w:szCs w:val="22"/></w:rPr><w:t xml:space="preserve">learning.lpi.org/de/</w:t></w:r></w:p><w:p><w:pPr><w:pStyle w:val="ListParagraph"/><w:numPr><w:ilvl w:val="0"/><w:numId w:val="2"/></w:numPr><w:spacing w:after="80" w:line="276"/></w:pPr><w:r><w:rPr><w:rFonts w:ascii="Calibri" w:cs="Calibri" w:eastAsia="Calibri" w:hAnsi="Calibri"/><w:b/><w:bCs/><w:sz w:val="22"/><w:szCs w:val="22"/></w:rPr><w:t xml:space="preserve">Offizielle WSL-Dokumentation: </w:t></w:r><w:r><w:rPr><w:rFonts w:ascii="Calibri" w:cs="Calibri" w:eastAsia="Calibri" w:hAnsi="Calibri"/><w:sz w:val="22"/><w:szCs w:val="22"/></w:rPr><w:t xml:space="preserve">learn.microsoft.com/de-de/windows/wsl/</w:t></w:r></w:p><w:p><w:pPr><w:pStyle w:val="ListParagraph"/><w:numPr><w:ilvl w:val="0"/><w:numId w:val="2"/></w:numPr><w:spacing w:after="80" w:line="276"/></w:pPr><w:r><w:rPr><w:rFonts w:ascii="Calibri" w:cs="Calibri" w:eastAsia="Calibri" w:hAnsi="Calibri"/><w:b/><w:bCs/><w:sz w:val="22"/><w:szCs w:val="22"/></w:rPr><w:t xml:space="preserve">Browser-Sandbox als Plan B ohne eigenen Server: </w:t></w:r><w:r><w:rPr><w:rFonts w:ascii="Calibri" w:cs="Calibri" w:eastAsia="Calibri" w:hAnsi="Calibri"/><w:sz w:val="22"/><w:szCs w:val="22"/></w:rPr><w:t xml:space="preserve">z. B. killercoda.com (Ubuntu-Playground) oder die Webshell-Angebote der LPI-Lernplattform</w:t></w:r></w:p><w:p><w:pPr><w:pStyle w:val="ListParagraph"/><w:numPr><w:ilvl w:val="0"/><w:numId w:val="2"/></w:numPr><w:spacing w:after="80" w:line="276"/></w:pPr><w:r><w:rPr><w:rFonts w:ascii="Calibri" w:cs="Calibri" w:eastAsia="Calibri" w:hAnsi="Calibri"/><w:b/><w:bCs/><w:sz w:val="22"/><w:szCs w:val="22"/></w:rPr><w:t xml:space="preserve"> DCbungspaket aus dem Workshop (server.log, Arbeitsblatt, Setup-Skripte): </w:t></w:r><w:r><w:rPr><w:rFonts w:ascii="Calibri" w:cs="Calibri" w:eastAsia="Calibri" w:hAnsi="Calibri"/><w:sz w:val="22"/><w:szCs w:val="22"/></w:rPr><w:t xml:space="preserve">&lt;Link/QR-Code wird im Workshop bekanntgegeben&gt;</w:t></w:r></w:p><w:sectPr><w:pgSz w:w="11906" w:h="16838" w:orient="portrait"/><w:pgMar w:top="1080" w:right="1260" w:bottom="1080" w:left="1260" w:header="708" w:footer="708" w:gutter="0"/><w:pgNumType/><w:docGrid w:linePitch="360"/></w:sectPr></w:body></w:document>
+<file path=word/document.xml><?xml version="1.0" encoding="utf-8"?>
+<w:document xmlns:wpc="http://schemas.microsoft.com/office/word/2010/wordprocessingCanvas" xmlns:mc="http://schemas.openxmlformats.org/markup-compatibility/2006" xmlns:o="urn:schemas-microsoft-com:office:office" xmlns:r="http://schemas.openxmlformats.org/officeDocument/2006/relationships" xmlns:m="http://schemas.openxmlformats.org/officeDocument/2006/math" xmlns:v="urn:schemas-microsoft-com:vml" xmlns:wp14="http://schemas.microsoft.com/office/word/2010/wordprocessingDrawing" xmlns:wp="http://schemas.openxmlformats.org/drawingml/2006/wordprocessingDrawing" xmlns:w10="urn:schemas-microsoft-com:office:word" xmlns:w="http://schemas.openxmlformats.org/wordprocessingml/2006/main" xmlns:w14="http://schemas.microsoft.com/office/word/2010/wordml" xmlns:w15="http://schemas.microsoft.com/office/word/2012/wordml" xmlns:wpg="http://schemas.microsoft.com/office/word/2010/wordprocessingGroup" xmlns:wpi="http://schemas.microsoft.com/office/word/2010/wordprocessingInk" xmlns:wne="http://schemas.microsoft.com/office/word/2006/wordml" xmlns:wps="http://schemas.microsoft.com/office/word/2010/wordprocessingShape" xmlns:cx="http://schemas.microsoft.com/office/drawing/2014/chartex" xmlns:cx1="http://schemas.microsoft.com/office/drawing/2015/9/8/chartex" xmlns:cx2="http://schemas.microsoft.com/office/drawing/2015/10/21/chartex" xmlns:cx3="http://schemas.microsoft.com/office/drawing/2016/5/9/chartex" xmlns:cx4="http://schemas.microsoft.com/office/drawing/2016/5/10/chartex" xmlns:cx5="http://schemas.microsoft.com/office/drawing/2016/5/11/chartex" xmlns:cx6="http://schemas.microsoft.com/office/drawing/2016/5/12/chartex" xmlns:cx7="http://schemas.microsoft.com/office/drawing/2016/5/13/chartex" xmlns:cx8="http://schemas.microsoft.com/office/drawing/2016/5/14/chartex" xmlns:aink="http://schemas.microsoft.com/office/drawing/2016/ink" xmlns:am3d="http://schemas.microsoft.com/office/drawing/2017/model3d" xmlns:w16cex="http://schemas.microsoft.com/office/word/2018/wordml/cex" xmlns:w16cid="http://schemas.microsoft.com/office/word/2016/wordml/cid" xmlns:w16="http://schemas.microsoft.com/office/word/2018/wordml" xmlns:w16sdtdh="http://schemas.microsoft.com/office/word/2020/wordml/sdtdatahash" xmlns:w16se="http://schemas.microsoft.com/office/word/2015/wordml/symex" mc:Ignorable="w14 w15 wp14">
+  <w:body>
+    <w:p>
+      <w:pPr>
+        <w:spacing w:after="40"/>
+      </w:pPr>
+      <w:r>
+        <w:rPr>
+          <w:rFonts w:ascii="Calibri" w:cs="Calibri" w:eastAsia="Calibri" w:hAnsi="Calibri"/>
+          <w:color w:val="6B7280"/>
+          <w:sz w:val="20"/>
+          <w:szCs w:val="20"/>
+        </w:rPr>
+        <w:t xml:space="preserve">Regionaler Akademietag Cisco Networking Academy</w:t>
+      </w:r>
+    </w:p>
+    <w:p>
+      <w:pPr>
+        <w:pStyle w:val="Heading1"/>
+        <w:spacing w:after="160" w:before="240"/>
+      </w:pPr>
+      <w:r>
+        <w:rPr>
+          <w:rFonts w:ascii="Calibri" w:cs="Calibri" w:eastAsia="Calibri" w:hAnsi="Calibri"/>
+          <w:b/>
+          <w:bCs/>
+          <w:color w:val="0E7C6B"/>
+          <w:sz w:val="32"/>
+          <w:szCs w:val="32"/>
+        </w:rPr>
+        <w:t xml:space="preserve">Handout: Linux unterrichten mit WSL2 auf Windows-Schulrechnern</w:t>
+      </w:r>
+    </w:p>
+    <w:p>
+      <w:pPr>
+        <w:spacing w:after="120" w:line="276"/>
+      </w:pPr>
+      <w:r>
+        <w:rPr>
+          <w:rFonts w:ascii="Calibri" w:cs="Calibri" w:eastAsia="Calibri" w:hAnsi="Calibri"/>
+          <w:sz w:val="22"/>
+          <w:szCs w:val="22"/>
+        </w:rPr>
+        <w:t xml:space="preserve">Alles aus dem Workshop zum Nachmachen – von der Installation bis zum fertigen Klassen-Image.</w:t>
+      </w:r>
+    </w:p>
+    <w:p>
+      <w:pPr>
+        <w:pStyle w:val="Heading2"/>
+        <w:spacing w:after="120" w:before="220"/>
+      </w:pPr>
+      <w:r>
+        <w:rPr>
+          <w:rFonts w:ascii="Calibri" w:cs="Calibri" w:eastAsia="Calibri" w:hAnsi="Calibri"/>
+          <w:b/>
+          <w:bCs/>
+          <w:color w:val="1F2937"/>
+          <w:sz w:val="26"/>
+          <w:szCs w:val="26"/>
+        </w:rPr>
+        <w:t xml:space="preserve">1. WSL2 in fünf Minuten installieren</w:t>
+      </w:r>
+    </w:p>
+    <w:p>
+      <w:pPr>
+        <w:spacing w:after="120" w:line="276"/>
+      </w:pPr>
+      <w:r>
+        <w:rPr>
+          <w:rFonts w:ascii="Calibri" w:cs="Calibri" w:eastAsia="Calibri" w:hAnsi="Calibri"/>
+          <w:sz w:val="22"/>
+          <w:szCs w:val="22"/>
+        </w:rPr>
+        <w:t xml:space="preserve">Voraussetzungen: Windows 11 oder Windows 10 ab Version 2004 (Build 19041), Administratorrechte, aktivierte Virtualisierung im BIOS/UEFI (bei den meisten Geräten ab Werk aktiv).</w:t>
+      </w:r>
+    </w:p>
+    <w:p>
+      <w:pPr>
+        <w:spacing w:after="120" w:line="276"/>
+      </w:pPr>
+      <w:r>
+        <w:rPr>
+          <w:rFonts w:ascii="Calibri" w:cs="Calibri" w:eastAsia="Calibri" w:hAnsi="Calibri"/>
+          <w:b/>
+          <w:bCs/>
+          <w:sz w:val="22"/>
+          <w:szCs w:val="22"/>
+        </w:rPr>
+        <w:t xml:space="preserve">PowerShell oder Eingabeaufforderung </w:t>
+      </w:r>
+      <w:r>
+        <w:rPr>
+          <w:rFonts w:ascii="Calibri" w:cs="Calibri" w:eastAsia="Calibri" w:hAnsi="Calibri"/>
+          <w:b/>
+          <w:bCs/>
+          <w:color w:val="0E7C6B"/>
+          <w:sz w:val="22"/>
+          <w:szCs w:val="22"/>
+        </w:rPr>
+        <w:t xml:space="preserve">als Administrator</w:t>
+      </w:r>
+      <w:r>
+        <w:rPr>
+          <w:rFonts w:ascii="Calibri" w:cs="Calibri" w:eastAsia="Calibri" w:hAnsi="Calibri"/>
+          <w:b/>
+          <w:bCs/>
+          <w:sz w:val="22"/>
+          <w:szCs w:val="22"/>
+        </w:rPr>
+        <w:t xml:space="preserve"> öffnen und ausführen:</w:t>
+      </w:r>
+    </w:p>
+    <w:tbl>
+      <w:tblPr>
+        <w:tblW w:type="dxa" w:w="9360"/>
+        <w:tblBorders>
+          <w:top w:val="single" w:color="D1D5DB" w:sz="4"/>
+          <w:left w:val="single" w:color="D1D5DB" w:sz="4"/>
+          <w:bottom w:val="single" w:color="D1D5DB" w:sz="4"/>
+          <w:right w:val="single" w:color="D1D5DB" w:sz="4"/>
+          <w:insideH w:val="none"/>
+          <w:insideV w:val="none"/>
+        </w:tblBorders>
+      </w:tblPr>
+      <w:tblGrid>
+        <w:gridCol w:w="9360"/>
+      </w:tblGrid>
+      <w:tr>
+        <w:tc>
+          <w:tcPr>
+            <w:tcW w:type="dxa" w:w="9360"/>
+            <w:shd w:fill="F3F4F6" w:val="clear"/>
+            <w:tcMar>
+              <w:top w:type="dxa" w:w="100"/>
+              <w:left w:type="dxa" w:w="140"/>
+              <w:bottom w:type="dxa" w:w="100"/>
+              <w:right w:type="dxa" w:w="140"/>
+            </w:tcMar>
+          </w:tcPr>
+          <w:p>
+            <w:pPr>
+              <w:spacing w:after="20"/>
+            </w:pPr>
+            <w:r>
+              <w:rPr>
+                <w:rFonts w:ascii="Courier New" w:cs="Courier New" w:eastAsia="Courier New" w:hAnsi="Courier New"/>
+                <w:color w:val="1F2937"/>
+                <w:sz w:val="20"/>
+                <w:szCs w:val="20"/>
+              </w:rPr>
+              <w:t xml:space="preserve">wsl --install</w:t>
+            </w:r>
+          </w:p>
+        </w:tc>
+      </w:tr>
+    </w:tbl>
+    <w:p>
+      <w:pPr>
+        <w:spacing w:after="120" w:line="276"/>
+      </w:pPr>
+      <w:r>
+        <w:rPr>
+          <w:rFonts w:ascii="Calibri" w:cs="Calibri" w:eastAsia="Calibri" w:hAnsi="Calibri"/>
+          <w:sz w:val="22"/>
+          <w:szCs w:val="22"/>
+        </w:rPr>
+        <w:t xml:space="preserve">Das installiert automatisch alle benötigten Komponenten samt Ubuntu. Danach: </w:t>
+      </w:r>
+      <w:r>
+        <w:rPr>
+          <w:rFonts w:ascii="Calibri" w:cs="Calibri" w:eastAsia="Calibri" w:hAnsi="Calibri"/>
+          <w:b/>
+          <w:bCs/>
+          <w:sz w:val="22"/>
+          <w:szCs w:val="22"/>
+        </w:rPr>
+        <w:t xml:space="preserve">Neustart</w:t>
+      </w:r>
+      <w:r>
+        <w:rPr>
+          <w:rFonts w:ascii="Calibri" w:cs="Calibri" w:eastAsia="Calibri" w:hAnsi="Calibri"/>
+          <w:sz w:val="22"/>
+          <w:szCs w:val="22"/>
+        </w:rPr>
+        <w:t xml:space="preserve">. Beim ersten Start von „Ubuntu“ (Startmenü) werden Benutzername und Passwort für das Linux-System festgelegt – unabhängig vom Windows-Konto. Hinweis: Bei der Passworteingabe erscheinen keine Zeichen, das ist normal.</w:t>
+      </w:r>
+    </w:p>
+    <w:p>
+      <w:pPr>
+        <w:spacing w:after="120" w:line="276"/>
+      </w:pPr>
+      <w:r>
+        <w:rPr>
+          <w:rFonts w:ascii="Calibri" w:cs="Calibri" w:eastAsia="Calibri" w:hAnsi="Calibri"/>
+          <w:b/>
+          <w:bCs/>
+          <w:sz w:val="22"/>
+          <w:szCs w:val="22"/>
+        </w:rPr>
+        <w:t xml:space="preserve">Nützliche Varianten:</w:t>
+      </w:r>
+    </w:p>
+    <w:tbl>
+      <w:tblPr>
+        <w:tblW w:type="dxa" w:w="9360"/>
+        <w:tblBorders>
+          <w:top w:val="single" w:color="D1D5DB" w:sz="4"/>
+          <w:left w:val="single" w:color="D1D5DB" w:sz="4"/>
+          <w:bottom w:val="single" w:color="D1D5DB" w:sz="4"/>
+          <w:right w:val="single" w:color="D1D5DB" w:sz="4"/>
+          <w:insideH w:val="none"/>
+          <w:insideV w:val="none"/>
+        </w:tblBorders>
+      </w:tblPr>
+      <w:tblGrid>
+        <w:gridCol w:w="9360"/>
+      </w:tblGrid>
+      <w:tr>
+        <w:tc>
+          <w:tcPr>
+            <w:tcW w:type="dxa" w:w="9360"/>
+            <w:shd w:fill="F3F4F6" w:val="clear"/>
+            <w:tcMar>
+              <w:top w:type="dxa" w:w="100"/>
+              <w:left w:type="dxa" w:w="140"/>
+              <w:bottom w:type="dxa" w:w="100"/>
+              <w:right w:type="dxa" w:w="140"/>
+            </w:tcMar>
+          </w:tcPr>
+          <w:p>
+            <w:pPr>
+              <w:spacing w:after="20"/>
+            </w:pPr>
+            <w:r>
+              <w:rPr>
+                <w:rFonts w:ascii="Courier New" w:cs="Courier New" w:eastAsia="Courier New" w:hAnsi="Courier New"/>
+                <w:color w:val="1F2937"/>
+                <w:sz w:val="20"/>
+                <w:szCs w:val="20"/>
+              </w:rPr>
+              <w:t xml:space="preserve">wsl --list --online          # verfügbare Distributionen anzeigen</w:t>
+            </w:r>
+          </w:p>
+          <w:p>
+            <w:pPr>
+              <w:spacing w:after="20"/>
+            </w:pPr>
+            <w:r>
+              <w:rPr>
+                <w:rFonts w:ascii="Courier New" w:cs="Courier New" w:eastAsia="Courier New" w:hAnsi="Courier New"/>
+                <w:color w:val="1F2937"/>
+                <w:sz w:val="20"/>
+                <w:szCs w:val="20"/>
+              </w:rPr>
+              <w:t xml:space="preserve">wsl --install -d Debian      # gezielt eine Distribution installieren</w:t>
+            </w:r>
+          </w:p>
+          <w:p>
+            <w:pPr>
+              <w:spacing w:after="20"/>
+            </w:pPr>
+            <w:r>
+              <w:rPr>
+                <w:rFonts w:ascii="Courier New" w:cs="Courier New" w:eastAsia="Courier New" w:hAnsi="Courier New"/>
+                <w:color w:val="1F2937"/>
+                <w:sz w:val="20"/>
+                <w:szCs w:val="20"/>
+              </w:rPr>
+              <w:t xml:space="preserve">wsl --update                 # WSL-Kern aktualisieren</w:t>
+            </w:r>
+          </w:p>
+          <w:p>
+            <w:pPr>
+              <w:spacing w:after="20"/>
+            </w:pPr>
+            <w:r>
+              <w:rPr>
+                <w:rFonts w:ascii="Courier New" w:cs="Courier New" w:eastAsia="Courier New" w:hAnsi="Courier New"/>
+                <w:color w:val="1F2937"/>
+                <w:sz w:val="20"/>
+                <w:szCs w:val="20"/>
+              </w:rPr>
+              <w:t xml:space="preserve">wsl --status                 # Version und Standarddistribution prüfen</w:t>
+            </w:r>
+          </w:p>
+        </w:tc>
+      </w:tr>
+    </w:tbl>
+    <w:p>
+      <w:pPr>
+        <w:pStyle w:val="Heading2"/>
+        <w:spacing w:after="120" w:before="220"/>
+      </w:pPr>
+      <w:r>
+        <w:rPr>
+          <w:rFonts w:ascii="Calibri" w:cs="Calibri" w:eastAsia="Calibri" w:hAnsi="Calibri"/>
+          <w:b/>
+          <w:bCs/>
+          <w:color w:val="1F2937"/>
+          <w:sz w:val="26"/>
+          <w:szCs w:val="26"/>
+        </w:rPr>
+        <w:t xml:space="preserve">2. Die wichtigsten Handgriffe für den Alltag</w:t>
+      </w:r>
+    </w:p>
+    <w:p>
+      <w:pPr>
+        <w:pStyle w:val="ListParagraph"/>
+        <w:numPr>
+          <w:ilvl w:val="0"/>
+          <w:numId w:val="2"/>
+        </w:numPr>
+        <w:spacing w:after="80" w:line="276"/>
+      </w:pPr>
+      <w:r>
+        <w:rPr>
+          <w:rFonts w:ascii="Calibri" w:cs="Calibri" w:eastAsia="Calibri" w:hAnsi="Calibri"/>
+          <w:sz w:val="22"/>
+          <w:szCs w:val="22"/>
+        </w:rPr>
+        <w:t xml:space="preserve">Windows-Laufwerke sind unter </w:t>
+      </w:r>
+      <w:r>
+        <w:rPr>
+          <w:rFonts w:ascii="Courier New" w:cs="Courier New" w:eastAsia="Courier New" w:hAnsi="Courier New"/>
+          <w:sz w:val="20"/>
+          <w:szCs w:val="20"/>
+        </w:rPr>
+        <w:t xml:space="preserve">/mnt/c</w:t>
+      </w:r>
+      <w:r>
+        <w:rPr>
+          <w:rFonts w:ascii="Calibri" w:cs="Calibri" w:eastAsia="Calibri" w:hAnsi="Calibri"/>
+          <w:sz w:val="22"/>
+          <w:szCs w:val="22"/>
+        </w:rPr>
+        <w:t xml:space="preserve">, </w:t>
+      </w:r>
+      <w:r>
+        <w:rPr>
+          <w:rFonts w:ascii="Courier New" w:cs="Courier New" w:eastAsia="Courier New" w:hAnsi="Courier New"/>
+          <w:sz w:val="20"/>
+          <w:szCs w:val="20"/>
+        </w:rPr>
+        <w:t xml:space="preserve">/mnt/d</w:t>
+      </w:r>
+      <w:r>
+        <w:rPr>
+          <w:rFonts w:ascii="Calibri" w:cs="Calibri" w:eastAsia="Calibri" w:hAnsi="Calibri"/>
+          <w:sz w:val="22"/>
+          <w:szCs w:val="22"/>
+        </w:rPr>
+        <w:t xml:space="preserve"> usw. erreichbar – z. B. </w:t>
+      </w:r>
+      <w:r>
+        <w:rPr>
+          <w:rFonts w:ascii="Courier New" w:cs="Courier New" w:eastAsia="Courier New" w:hAnsi="Courier New"/>
+          <w:sz w:val="20"/>
+          <w:szCs w:val="20"/>
+        </w:rPr>
+        <w:t xml:space="preserve">cd /mnt/c/Users/&lt;Name&gt;/Desktop</w:t>
+      </w:r>
+    </w:p>
+    <w:p>
+      <w:pPr>
+        <w:pStyle w:val="ListParagraph"/>
+        <w:numPr>
+          <w:ilvl w:val="0"/>
+          <w:numId w:val="2"/>
+        </w:numPr>
+        <w:spacing w:after="80" w:line="276"/>
+      </w:pPr>
+      <w:r>
+        <w:rPr>
+          <w:rFonts w:ascii="Courier New" w:cs="Courier New" w:eastAsia="Courier New" w:hAnsi="Courier New"/>
+          <w:sz w:val="20"/>
+          <w:szCs w:val="20"/>
+        </w:rPr>
+        <w:t xml:space="preserve">explorer.exe .</w:t>
+      </w:r>
+      <w:r>
+        <w:rPr>
+          <w:rFonts w:ascii="Calibri" w:cs="Calibri" w:eastAsia="Calibri" w:hAnsi="Calibri"/>
+          <w:sz w:val="22"/>
+          <w:szCs w:val="22"/>
+        </w:rPr>
+        <w:t xml:space="preserve">  öffnet das aktuelle Linux-Verzeichnis im Windows-Explorer; umgekehrt erscheint Linux dort als Netzwerkpfad </w:t>
+      </w:r>
+      <w:r>
+        <w:rPr>
+          <w:rFonts w:ascii="Courier New" w:cs="Courier New" w:eastAsia="Courier New" w:hAnsi="Courier New"/>
+          <w:sz w:val="20"/>
+          <w:szCs w:val="20"/>
+        </w:rPr>
+        <w:t xml:space="preserve">\\wsl$</w:t>
+      </w:r>
+    </w:p>
+    <w:p>
+      <w:pPr>
+        <w:pStyle w:val="ListParagraph"/>
+        <w:numPr>
+          <w:ilvl w:val="0"/>
+          <w:numId w:val="2"/>
+        </w:numPr>
+        <w:spacing w:after="80" w:line="276"/>
+      </w:pPr>
+      <w:r>
+        <w:rPr>
+          <w:rFonts w:ascii="Calibri" w:cs="Calibri" w:eastAsia="Calibri" w:hAnsi="Calibri"/>
+          <w:sz w:val="22"/>
+          <w:szCs w:val="22"/>
+        </w:rPr>
+        <w:t xml:space="preserve">Visual Studio Code verbindet sich mit der Erweiterung „WSL“ direkt in die Linux-Umgebung – ideal für Skripting-Unterricht</w:t>
+      </w:r>
+    </w:p>
+    <w:p>
+      <w:pPr>
+        <w:pStyle w:val="ListParagraph"/>
+        <w:numPr>
+          <w:ilvl w:val="0"/>
+          <w:numId w:val="2"/>
+        </w:numPr>
+        <w:spacing w:after="80" w:line="276"/>
+      </w:pPr>
+      <w:r>
+        <w:rPr>
+          <w:rFonts w:ascii="Calibri" w:cs="Calibri" w:eastAsia="Calibri" w:hAnsi="Calibri"/>
+          <w:sz w:val="22"/>
+          <w:szCs w:val="22"/>
+        </w:rPr>
+        <w:t xml:space="preserve">Software installieren wie auf jedem Ubuntu: </w:t>
+      </w:r>
+      <w:r>
+        <w:rPr>
+          <w:rFonts w:ascii="Courier New" w:cs="Courier New" w:eastAsia="Courier New" w:hAnsi="Courier New"/>
+          <w:sz w:val="20"/>
+          <w:szCs w:val="20"/>
+        </w:rPr>
+        <w:t xml:space="preserve">sudo apt update &amp;&amp; sudo apt install &lt;paket&gt;</w:t>
+      </w:r>
+    </w:p>
+    <w:p>
+      <w:pPr>
+        <w:pStyle w:val="ListParagraph"/>
+        <w:numPr>
+          <w:ilvl w:val="0"/>
+          <w:numId w:val="2"/>
+        </w:numPr>
+        <w:spacing w:after="80" w:line="276"/>
+      </w:pPr>
+      <w:r>
+        <w:rPr>
+          <w:rFonts w:ascii="Calibri" w:cs="Calibri" w:eastAsia="Calibri" w:hAnsi="Calibri"/>
+          <w:sz w:val="22"/>
+          <w:szCs w:val="22"/>
+        </w:rPr>
+        <w:t xml:space="preserve">Komplett zurücksetzen (z. B. nach einer Unterrichtsreihe): Einstellungen → Apps → Ubuntu → Zurücksetzen – oder per </w:t>
+      </w:r>
+      <w:r>
+        <w:rPr>
+          <w:rFonts w:ascii="Courier New" w:cs="Courier New" w:eastAsia="Courier New" w:hAnsi="Courier New"/>
+          <w:sz w:val="20"/>
+          <w:szCs w:val="20"/>
+        </w:rPr>
+        <w:t xml:space="preserve">wsl --unregister Ubuntu</w:t>
+      </w:r>
+    </w:p>
+    <w:p>
+      <w:pPr>
+        <w:pStyle w:val="Heading2"/>
+        <w:spacing w:after="120" w:before="220"/>
+      </w:pPr>
+      <w:r>
+        <w:rPr>
+          <w:rFonts w:ascii="Calibri" w:cs="Calibri" w:eastAsia="Calibri" w:hAnsi="Calibri"/>
+          <w:b/>
+          <w:bCs/>
+          <w:color w:val="1F2937"/>
+          <w:sz w:val="26"/>
+          <w:szCs w:val="26"/>
+        </w:rPr>
+        <w:t xml:space="preserve">3. Das Klassen-Image: eine Umgebung, dreißig Rechner</w:t>
+      </w:r>
+    </w:p>
+    <w:p>
+      <w:pPr>
+        <w:spacing w:after="120" w:line="276"/>
+      </w:pPr>
+      <w:r>
+        <w:rPr>
+          <w:rFonts w:ascii="Calibri" w:cs="Calibri" w:eastAsia="Calibri" w:hAnsi="Calibri"/>
+          <w:sz w:val="22"/>
+          <w:szCs w:val="22"/>
+        </w:rPr>
+        <w:t xml:space="preserve">Der für den Unterricht wertvollste Mechanismus: Eine fertig vorbereitete Instanz (Benutzer, Pakete, Übungsdateien wie unsere </w:t>
+      </w:r>
+      <w:r>
+        <w:rPr>
+          <w:rFonts w:ascii="Courier New" w:cs="Courier New" w:eastAsia="Courier New" w:hAnsi="Courier New"/>
+          <w:sz w:val="20"/>
+          <w:szCs w:val="20"/>
+        </w:rPr>
+        <w:t xml:space="preserve">server.log</w:t>
+      </w:r>
+      <w:r>
+        <w:rPr>
+          <w:rFonts w:ascii="Calibri" w:cs="Calibri" w:eastAsia="Calibri" w:hAnsi="Calibri"/>
+          <w:sz w:val="22"/>
+          <w:szCs w:val="22"/>
+        </w:rPr>
+        <w:t xml:space="preserve">) lässt sich als einzelne Datei exportieren und auf beliebig vielen Rechnern identisch importieren.</w:t>
+      </w:r>
+    </w:p>
+    <w:p>
+      <w:pPr>
+        <w:spacing w:after="120" w:line="276"/>
+      </w:pPr>
+      <w:r>
+        <w:rPr>
+          <w:rFonts w:ascii="Calibri" w:cs="Calibri" w:eastAsia="Calibri" w:hAnsi="Calibri"/>
+          <w:b/>
+          <w:bCs/>
+          <w:sz w:val="22"/>
+          <w:szCs w:val="22"/>
+        </w:rPr>
+        <w:t xml:space="preserve">Auf dem Lehrer-Rechner – Muster-Instanz einrichten und exportieren:</w:t>
+      </w:r>
+    </w:p>
+    <w:tbl>
+      <w:tblPr>
+        <w:tblW w:type="dxa" w:w="9360"/>
+        <w:tblBorders>
+          <w:top w:val="single" w:color="D1D5DB" w:sz="4"/>
+          <w:left w:val="single" w:color="D1D5DB" w:sz="4"/>
+          <w:bottom w:val="single" w:color="D1D5DB" w:sz="4"/>
+          <w:right w:val="single" w:color="D1D5DB" w:sz="4"/>
+          <w:insideH w:val="none"/>
+          <w:insideV w:val="none"/>
+        </w:tblBorders>
+      </w:tblPr>
+      <w:tblGrid>
+        <w:gridCol w:w="9360"/>
+      </w:tblGrid>
+      <w:tr>
+        <w:tc>
+          <w:tcPr>
+            <w:tcW w:type="dxa" w:w="9360"/>
+            <w:shd w:fill="F3F4F6" w:val="clear"/>
+            <w:tcMar>
+              <w:top w:type="dxa" w:w="100"/>
+              <w:left w:type="dxa" w:w="140"/>
+              <w:bottom w:type="dxa" w:w="100"/>
+              <w:right w:type="dxa" w:w="140"/>
+            </w:tcMar>
+          </w:tcPr>
+          <w:p>
+            <w:pPr>
+              <w:spacing w:after="20"/>
+            </w:pPr>
+            <w:r>
+              <w:rPr>
+                <w:rFonts w:ascii="Courier New" w:cs="Courier New" w:eastAsia="Courier New" w:hAnsi="Courier New"/>
+                <w:color w:val="1F2937"/>
+                <w:sz w:val="20"/>
+                <w:szCs w:val="20"/>
+              </w:rPr>
+              <w:t xml:space="preserve">wsl --export Ubuntu C:\Images\fisi-uebung.tar</w:t>
+            </w:r>
+          </w:p>
+        </w:tc>
+      </w:tr>
+    </w:tbl>
+    <w:p>
+      <w:pPr>
+        <w:spacing w:after="120" w:line="276"/>
+      </w:pPr>
+      <w:r>
+        <w:rPr>
+          <w:rFonts w:ascii="Calibri" w:cs="Calibri" w:eastAsia="Calibri" w:hAnsi="Calibri"/>
+          <w:b/>
+          <w:bCs/>
+          <w:sz w:val="22"/>
+          <w:szCs w:val="22"/>
+        </w:rPr>
+        <w:t xml:space="preserve">Auf jedem Schüler-Rechner – importieren (Datei z. B. per Netzlaufwerk oder USB-Stick verteilen):</w:t>
+      </w:r>
+    </w:p>
+    <w:tbl>
+      <w:tblPr>
+        <w:tblW w:type="dxa" w:w="9360"/>
+        <w:tblBorders>
+          <w:top w:val="single" w:color="D1D5DB" w:sz="4"/>
+          <w:left w:val="single" w:color="D1D5DB" w:sz="4"/>
+          <w:bottom w:val="single" w:color="D1D5DB" w:sz="4"/>
+          <w:right w:val="single" w:color="D1D5DB" w:sz="4"/>
+          <w:insideH w:val="none"/>
+          <w:insideV w:val="none"/>
+        </w:tblBorders>
+      </w:tblPr>
+      <w:tblGrid>
+        <w:gridCol w:w="9360"/>
+      </w:tblGrid>
+      <w:tr>
+        <w:tc>
+          <w:tcPr>
+            <w:tcW w:type="dxa" w:w="9360"/>
+            <w:shd w:fill="F3F4F6" w:val="clear"/>
+            <w:tcMar>
+              <w:top w:type="dxa" w:w="100"/>
+              <w:left w:type="dxa" w:w="140"/>
+              <w:bottom w:type="dxa" w:w="100"/>
+              <w:right w:type="dxa" w:w="140"/>
+            </w:tcMar>
+          </w:tcPr>
+          <w:p>
+            <w:pPr>
+              <w:spacing w:after="20"/>
+            </w:pPr>
+            <w:r>
+              <w:rPr>
+                <w:rFonts w:ascii="Courier New" w:cs="Courier New" w:eastAsia="Courier New" w:hAnsi="Courier New"/>
+                <w:color w:val="1F2937"/>
+                <w:sz w:val="20"/>
+                <w:szCs w:val="20"/>
+              </w:rPr>
+              <w:t xml:space="preserve">wsl --import FISI-Uebung C:\WSL\fisi C:\Images\fisi-uebung.tar</w:t>
+            </w:r>
+          </w:p>
+          <w:p>
+            <w:pPr>
+              <w:spacing w:after="20"/>
+            </w:pPr>
+            <w:r>
+              <w:rPr>
+                <w:rFonts w:ascii="Courier New" w:cs="Courier New" w:eastAsia="Courier New" w:hAnsi="Courier New"/>
+                <w:color w:val="1F2937"/>
+                <w:sz w:val="20"/>
+                <w:szCs w:val="20"/>
+              </w:rPr>
+              <w:t xml:space="preserve">wsl -d FISI-Uebung             # starten</w:t>
+            </w:r>
+          </w:p>
+        </w:tc>
+      </w:tr>
+    </w:tbl>
+    <w:p>
+      <w:pPr>
+        <w:spacing w:after="120" w:line="276"/>
+      </w:pPr>
+      <w:r>
+        <w:rPr>
+          <w:rFonts w:ascii="Calibri" w:cs="Calibri" w:eastAsia="Calibri" w:hAnsi="Calibri"/>
+          <w:sz w:val="22"/>
+          <w:szCs w:val="22"/>
+        </w:rPr>
+        <w:t xml:space="preserve">Der Import legt eine eigenständige Instanz an – eine eventuell vorhandene Ubuntu-Installation bleibt unberührt. So lässt sich pro Lernsituation ein eigenes Image pflegen. Hinweis: Importierte Instanzen starten standardmäßig als root; der Standardbenutzer lässt sich in der Datei </w:t>
+      </w:r>
+      <w:r>
+        <w:rPr>
+          <w:rFonts w:ascii="Courier New" w:cs="Courier New" w:eastAsia="Courier New" w:hAnsi="Courier New"/>
+          <w:sz w:val="20"/>
+          <w:szCs w:val="20"/>
+        </w:rPr>
+        <w:t xml:space="preserve">/etc/wsl.conf</w:t>
+      </w:r>
+      <w:r>
+        <w:rPr>
+          <w:rFonts w:ascii="Calibri" w:cs="Calibri" w:eastAsia="Calibri" w:hAnsi="Calibri"/>
+          <w:sz w:val="22"/>
+          <w:szCs w:val="22"/>
+        </w:rPr>
+        <w:t xml:space="preserve"> mit dem Eintrag </w:t>
+      </w:r>
+      <w:r>
+        <w:rPr>
+          <w:rFonts w:ascii="Courier New" w:cs="Courier New" w:eastAsia="Courier New" w:hAnsi="Courier New"/>
+          <w:sz w:val="20"/>
+          <w:szCs w:val="20"/>
+        </w:rPr>
+        <w:t xml:space="preserve">[user] default=&lt;name&gt;</w:t>
+      </w:r>
+      <w:r>
+        <w:rPr>
+          <w:rFonts w:ascii="Calibri" w:cs="Calibri" w:eastAsia="Calibri" w:hAnsi="Calibri"/>
+          <w:sz w:val="22"/>
+          <w:szCs w:val="22"/>
+        </w:rPr>
+        <w:t xml:space="preserve"> festlegen (vor dem Export!).</w:t>
+      </w:r>
+    </w:p>
+    <w:p>
+      <w:pPr>
+        <w:pStyle w:val="Heading2"/>
+        <w:spacing w:after="120" w:before="220"/>
+      </w:pPr>
+      <w:r>
+        <w:rPr>
+          <w:rFonts w:ascii="Calibri" w:cs="Calibri" w:eastAsia="Calibri" w:hAnsi="Calibri"/>
+          <w:b/>
+          <w:bCs/>
+          <w:color w:val="1F2937"/>
+          <w:sz w:val="26"/>
+          <w:szCs w:val="26"/>
+        </w:rPr>
+        <w:t xml:space="preserve">4. Der Übungsserver aus dem Workshop: in Minuten nachgebaut</w:t>
+      </w:r>
+    </w:p>
+    <w:p>
+      <w:pPr>
+        <w:spacing w:after="120" w:line="276"/>
+      </w:pPr>
+      <w:r>
+        <w:rPr>
+          <w:rFonts w:ascii="Calibri" w:cs="Calibri" w:eastAsia="Calibri" w:hAnsi="Calibri"/>
+          <w:sz w:val="22"/>
+          <w:szCs w:val="22"/>
+        </w:rPr>
+        <w:t xml:space="preserve">Die Alternative zum Einzelplatz: ein gemeinsamer Linux-Server, auf den sich die Klasse per SSH einloggt – genau so, wie wir heute gearbeitet haben. Der SSH-Client ist in Windows 10/11 bereits enthalten (</w:t>
+      </w:r>
+      <w:r>
+        <w:rPr>
+          <w:rFonts w:ascii="Courier New" w:cs="Courier New" w:eastAsia="Courier New" w:hAnsi="Courier New"/>
+          <w:sz w:val="20"/>
+          <w:szCs w:val="20"/>
+        </w:rPr>
+        <w:t xml:space="preserve">ssh benutzer@&lt;ip&gt;</w:t>
+      </w:r>
+      <w:r>
+        <w:rPr>
+          <w:rFonts w:ascii="Calibri" w:cs="Calibri" w:eastAsia="Calibri" w:hAnsi="Calibri"/>
+          <w:sz w:val="22"/>
+          <w:szCs w:val="22"/>
+        </w:rPr>
+        <w:t xml:space="preserve"> in PowerShell), es muss also auf keinem Schülerrechner irgendetwas installiert werden. Als Server genügt eine WSL2-Instanz auf dem Lehrerrechner, ein Raspberry Pi oder ein ausgedienter Mini-PC.</w:t>
+      </w:r>
+    </w:p>
+    <w:p>
+      <w:pPr>
+        <w:spacing w:after="120" w:line="276"/>
+      </w:pPr>
+      <w:r>
+        <w:rPr>
+          <w:rFonts w:ascii="Calibri" w:cs="Calibri" w:eastAsia="Calibri" w:hAnsi="Calibri"/>
+          <w:b/>
+          <w:bCs/>
+          <w:sz w:val="22"/>
+          <w:szCs w:val="22"/>
+        </w:rPr>
+        <w:t xml:space="preserve">Zwei mitgelieferte Skripte erledigen die Arbeit:</w:t>
+      </w:r>
+    </w:p>
+    <w:tbl>
+      <w:tblPr>
+        <w:tblW w:type="dxa" w:w="9360"/>
+        <w:tblBorders>
+          <w:top w:val="single" w:color="D1D5DB" w:sz="4"/>
+          <w:left w:val="single" w:color="D1D5DB" w:sz="4"/>
+          <w:bottom w:val="single" w:color="D1D5DB" w:sz="4"/>
+          <w:right w:val="single" w:color="D1D5DB" w:sz="4"/>
+          <w:insideH w:val="none"/>
+          <w:insideV w:val="none"/>
+        </w:tblBorders>
+      </w:tblPr>
+      <w:tblGrid>
+        <w:gridCol w:w="9360"/>
+      </w:tblGrid>
+      <w:tr>
+        <w:tc>
+          <w:tcPr>
+            <w:tcW w:type="dxa" w:w="9360"/>
+            <w:shd w:fill="F3F4F6" w:val="clear"/>
+            <w:tcMar>
+              <w:top w:type="dxa" w:w="100"/>
+              <w:left w:type="dxa" w:w="140"/>
+              <w:bottom w:type="dxa" w:w="100"/>
+              <w:right w:type="dxa" w:w="140"/>
+            </w:tcMar>
+          </w:tcPr>
+          <w:p>
+            <w:pPr>
+              <w:spacing w:after="20"/>
+            </w:pPr>
+            <w:r>
+              <w:rPr>
+                <w:rFonts w:ascii="Courier New" w:cs="Courier New" w:eastAsia="Courier New" w:hAnsi="Courier New"/>
+                <w:color w:val="1F2937"/>
+                <w:sz w:val="20"/>
+                <w:szCs w:val="20"/>
+              </w:rPr>
+              <w:t xml:space="preserve">sudo ./setup-workshop.sh 30      # legt user01..user30 an (Passwort akademieNN),</w:t>
+            </w:r>
+          </w:p>
+          <w:p>
+            <w:pPr>
+              <w:spacing w:after="20"/>
+            </w:pPr>
+            <w:r>
+              <w:rPr>
+                <w:rFonts w:ascii="Courier New" w:cs="Courier New" w:eastAsia="Courier New" w:hAnsi="Courier New"/>
+                <w:color w:val="1F2937"/>
+                <w:sz w:val="20"/>
+                <w:szCs w:val="20"/>
+              </w:rPr>
+              <w:t xml:space="preserve">                                 # verteilt die Übungsdatei, startet SSH</w:t>
+            </w:r>
+          </w:p>
+          <w:p>
+            <w:pPr>
+              <w:spacing w:after="20"/>
+            </w:pPr>
+            <w:r>
+              <w:rPr>
+                <w:rFonts w:ascii="Courier New" w:cs="Courier New" w:eastAsia="Courier New" w:hAnsi="Courier New"/>
+                <w:color w:val="1F2937"/>
+                <w:sz w:val="20"/>
+                <w:szCs w:val="20"/>
+              </w:rPr>
+              <w:t xml:space="preserve">sudo ./teardown-workshop.sh      # entfernt nach der Stunde alles rückstandslos</w:t>
+            </w:r>
+          </w:p>
+        </w:tc>
+      </w:tr>
+    </w:tbl>
+    <w:p>
+      <w:pPr>
+        <w:spacing w:after="120" w:line="276"/>
+      </w:pPr>
+      <w:r>
+        <w:rPr>
+          <w:rFonts w:ascii="Calibri" w:cs="Calibri" w:eastAsia="Calibri" w:hAnsi="Calibri"/>
+          <w:sz w:val="22"/>
+          <w:szCs w:val="22"/>
+        </w:rPr>
+        <w:t xml:space="preserve">Wichtig: Die Muster-Passwörter sind bewusst simpel – der Server gehört damit ausschließlich ins lokale (Schul-)Netz und nach der Unterrichtseinheit wieder abgeschaltet oder aufgeräumt. Für WSL2 als Server: In der Datei </w:t>
+      </w:r>
+      <w:r>
+        <w:rPr>
+          <w:rFonts w:ascii="Courier New" w:cs="Courier New" w:eastAsia="Courier New" w:hAnsi="Courier New"/>
+          <w:sz w:val="20"/>
+          <w:szCs w:val="20"/>
+        </w:rPr>
+        <w:t xml:space="preserve">C:\Users\&lt;Name&gt;\.wslconfig</w:t>
+      </w:r>
+      <w:r>
+        <w:rPr>
+          <w:rFonts w:ascii="Calibri" w:cs="Calibri" w:eastAsia="Calibri" w:hAnsi="Calibri"/>
+          <w:sz w:val="22"/>
+          <w:szCs w:val="22"/>
+        </w:rPr>
+        <w:t xml:space="preserve"> den gespiegelten Netzwerkmodus aktivieren (</w:t>
+      </w:r>
+      <w:r>
+        <w:rPr>
+          <w:rFonts w:ascii="Courier New" w:cs="Courier New" w:eastAsia="Courier New" w:hAnsi="Courier New"/>
+          <w:sz w:val="20"/>
+          <w:szCs w:val="20"/>
+        </w:rPr>
+        <w:t xml:space="preserve">[wsl2] networkingMode=mirrored</w:t>
+      </w:r>
+      <w:r>
+        <w:rPr>
+          <w:rFonts w:ascii="Calibri" w:cs="Calibri" w:eastAsia="Calibri" w:hAnsi="Calibri"/>
+          <w:sz w:val="22"/>
+          <w:szCs w:val="22"/>
+        </w:rPr>
+        <w:t xml:space="preserve">, ab Windows 11 22H2), damit andere Rechner im Netz den Dienst erreichen – Details stehen als Kommentar im Skript.</w:t>
+      </w:r>
+    </w:p>
+    <w:p>
+      <w:pPr>
+        <w:pStyle w:val="Heading2"/>
+        <w:spacing w:after="120" w:before="220"/>
+      </w:pPr>
+      <w:r>
+        <w:rPr>
+          <w:rFonts w:ascii="Calibri" w:cs="Calibri" w:eastAsia="Calibri" w:hAnsi="Calibri"/>
+          <w:b/>
+          <w:bCs/>
+          <w:color w:val="1F2937"/>
+          <w:sz w:val="26"/>
+          <w:szCs w:val="26"/>
+        </w:rPr>
+        <w:t xml:space="preserve">5. Typische Stolperstellen an Schulen</w:t>
+      </w:r>
+    </w:p>
+    <w:p>
+      <w:pPr>
+        <w:pStyle w:val="ListParagraph"/>
+        <w:numPr>
+          <w:ilvl w:val="0"/>
+          <w:numId w:val="2"/>
+        </w:numPr>
+        <w:spacing w:after="80" w:line="276"/>
+      </w:pPr>
+      <w:r>
+        <w:rPr>
+          <w:rFonts w:ascii="Calibri" w:cs="Calibri" w:eastAsia="Calibri" w:hAnsi="Calibri"/>
+          <w:b/>
+          <w:bCs/>
+          <w:sz w:val="22"/>
+          <w:szCs w:val="22"/>
+        </w:rPr>
+        <w:t xml:space="preserve">Keine Admin-Rechte auf Dienstgeräten: </w:t>
+      </w:r>
+      <w:r>
+        <w:rPr>
+          <w:rFonts w:ascii="Calibri" w:cs="Calibri" w:eastAsia="Calibri" w:hAnsi="Calibri"/>
+          <w:sz w:val="22"/>
+          <w:szCs w:val="22"/>
+        </w:rPr>
+        <w:t xml:space="preserve">Installation muss über die IT-Administration bzw. Softwareverteilung erfolgen – das Klassen-Image aus Abschnitt 3 ist dabei das überzeugende Argument, weil es die Pflege drastisch vereinfacht.</w:t>
+      </w:r>
+    </w:p>
+    <w:p>
+      <w:pPr>
+        <w:pStyle w:val="ListParagraph"/>
+        <w:numPr>
+          <w:ilvl w:val="0"/>
+          <w:numId w:val="2"/>
+        </w:numPr>
+        <w:spacing w:after="80" w:line="276"/>
+      </w:pPr>
+      <w:r>
+        <w:rPr>
+          <w:rFonts w:ascii="Calibri" w:cs="Calibri" w:eastAsia="Calibri" w:hAnsi="Calibri"/>
+          <w:b/>
+          <w:bCs/>
+          <w:sz w:val="22"/>
+          <w:szCs w:val="22"/>
+        </w:rPr>
+        <w:t xml:space="preserve">Virtualisierung im BIOS/UEFI deaktiviert: </w:t>
+      </w:r>
+      <w:r>
+        <w:rPr>
+          <w:rFonts w:ascii="Calibri" w:cs="Calibri" w:eastAsia="Calibri" w:hAnsi="Calibri"/>
+          <w:sz w:val="22"/>
+          <w:szCs w:val="22"/>
+        </w:rPr>
+        <w:t xml:space="preserve">Fehlermeldung beim ersten Start („Virtualisierung nicht aktiviert“ o. ä.); Intel VT-x bzw. AMD-V muss im Firmware-Setup eingeschaltet werden.</w:t>
+      </w:r>
+    </w:p>
+    <w:p>
+      <w:pPr>
+        <w:pStyle w:val="ListParagraph"/>
+        <w:numPr>
+          <w:ilvl w:val="0"/>
+          <w:numId w:val="2"/>
+        </w:numPr>
+        <w:spacing w:after="80" w:line="276"/>
+      </w:pPr>
+      <w:r>
+        <w:rPr>
+          <w:rFonts w:ascii="Calibri" w:cs="Calibri" w:eastAsia="Calibri" w:hAnsi="Calibri"/>
+          <w:b/>
+          <w:bCs/>
+          <w:sz w:val="22"/>
+          <w:szCs w:val="22"/>
+        </w:rPr>
+        <w:t xml:space="preserve">Gruppenrichtlinien/AppLocker: </w:t>
+      </w:r>
+      <w:r>
+        <w:rPr>
+          <w:rFonts w:ascii="Calibri" w:cs="Calibri" w:eastAsia="Calibri" w:hAnsi="Calibri"/>
+          <w:sz w:val="22"/>
+          <w:szCs w:val="22"/>
+        </w:rPr>
+        <w:t xml:space="preserve">Manche Schulträger blockieren optionale Windows-Features – frühzeitig mit dem IT-Dienstleister klären.</w:t>
+      </w:r>
+    </w:p>
+    <w:p>
+      <w:pPr>
+        <w:pStyle w:val="ListParagraph"/>
+        <w:numPr>
+          <w:ilvl w:val="0"/>
+          <w:numId w:val="2"/>
+        </w:numPr>
+        <w:spacing w:after="80" w:line="276"/>
+      </w:pPr>
+      <w:r>
+        <w:rPr>
+          <w:rFonts w:ascii="Calibri" w:cs="Calibri" w:eastAsia="Calibri" w:hAnsi="Calibri"/>
+          <w:b/>
+          <w:bCs/>
+          <w:sz w:val="22"/>
+          <w:szCs w:val="22"/>
+        </w:rPr>
+        <w:t xml:space="preserve">Proxy-Umgebungen: </w:t>
+      </w:r>
+      <w:r>
+        <w:rPr>
+          <w:rFonts w:ascii="Courier New" w:cs="Courier New" w:eastAsia="Courier New" w:hAnsi="Courier New"/>
+          <w:sz w:val="20"/>
+          <w:szCs w:val="20"/>
+        </w:rPr>
+        <w:t xml:space="preserve">apt</w:t>
+      </w:r>
+      <w:r>
+        <w:rPr>
+          <w:rFonts w:ascii="Calibri" w:cs="Calibri" w:eastAsia="Calibri" w:hAnsi="Calibri"/>
+          <w:sz w:val="22"/>
+          <w:szCs w:val="22"/>
+        </w:rPr>
+        <w:t xml:space="preserve"> braucht ggf. die Proxy-Konfiguration des Schulnetzes (</w:t>
+      </w:r>
+      <w:r>
+        <w:rPr>
+          <w:rFonts w:ascii="Courier New" w:cs="Courier New" w:eastAsia="Courier New" w:hAnsi="Courier New"/>
+          <w:sz w:val="20"/>
+          <w:szCs w:val="20"/>
+        </w:rPr>
+        <w:t xml:space="preserve">/etc/apt/apt.conf.d/</w:t>
+      </w:r>
+      <w:r>
+        <w:rPr>
+          <w:rFonts w:ascii="Calibri" w:cs="Calibri" w:eastAsia="Calibri" w:hAnsi="Calibri"/>
+          <w:sz w:val="22"/>
+          <w:szCs w:val="22"/>
+        </w:rPr>
+        <w:t xml:space="preserve">).</w:t>
+      </w:r>
+    </w:p>
+    <w:p>
+      <w:pPr>
+        <w:pStyle w:val="ListParagraph"/>
+        <w:numPr>
+          <w:ilvl w:val="0"/>
+          <w:numId w:val="2"/>
+        </w:numPr>
+        <w:spacing w:after="80" w:line="276"/>
+      </w:pPr>
+      <w:r>
+        <w:rPr>
+          <w:rFonts w:ascii="Calibri" w:cs="Calibri" w:eastAsia="Calibri" w:hAnsi="Calibri"/>
+          <w:b/>
+          <w:bCs/>
+          <w:sz w:val="22"/>
+          <w:szCs w:val="22"/>
+        </w:rPr>
+        <w:t xml:space="preserve">Windows 10: </w:t>
+      </w:r>
+      <w:r>
+        <w:rPr>
+          <w:rFonts w:ascii="Calibri" w:cs="Calibri" w:eastAsia="Calibri" w:hAnsi="Calibri"/>
+          <w:sz w:val="22"/>
+          <w:szCs w:val="22"/>
+        </w:rPr>
+        <w:t xml:space="preserve">WSL2 funktioniert dort weiterhin, aber Windows 10 erhält seit Oktober 2025 keine regulären Sicherheitsupdates mehr – mittelfristig Windows 11 einplanen.</w:t>
+      </w:r>
+    </w:p>
+    <w:p>
+      <w:pPr>
+        <w:pStyle w:val="ListParagraph"/>
+        <w:numPr>
+          <w:ilvl w:val="0"/>
+          <w:numId w:val="2"/>
+        </w:numPr>
+        <w:spacing w:after="80" w:line="276"/>
+      </w:pPr>
+      <w:r>
+        <w:rPr>
+          <w:rFonts w:ascii="Calibri" w:cs="Calibri" w:eastAsia="Calibri" w:hAnsi="Calibri"/>
+          <w:b/>
+          <w:bCs/>
+          <w:sz w:val="22"/>
+          <w:szCs w:val="22"/>
+        </w:rPr>
+        <w:t xml:space="preserve">Plan B ohne jede Installation: </w:t>
+      </w:r>
+      <w:r>
+        <w:rPr>
+          <w:rFonts w:ascii="Calibri" w:cs="Calibri" w:eastAsia="Calibri" w:hAnsi="Calibri"/>
+          <w:sz w:val="22"/>
+          <w:szCs w:val="22"/>
+        </w:rPr>
+        <w:t xml:space="preserve">Browser-Sandboxes (siehe Links) – falls weder WSL2 noch ein gemeinsamer Übungsserver möglich sind.</w:t>
+      </w:r>
+    </w:p>
+    <w:p>
+      <w:pPr>
+        <w:pStyle w:val="Heading2"/>
+        <w:spacing w:after="120" w:before="220"/>
+      </w:pPr>
+      <w:r>
+        <w:rPr>
+          <w:rFonts w:ascii="Calibri" w:cs="Calibri" w:eastAsia="Calibri" w:hAnsi="Calibri"/>
+          <w:b/>
+          <w:bCs/>
+          <w:color w:val="1F2937"/>
+          <w:sz w:val="26"/>
+          <w:szCs w:val="26"/>
+        </w:rPr>
+        <w:t xml:space="preserve">6. Unterrichtsmaterial: die LPI Learning Materials</w:t>
+      </w:r>
+    </w:p>
+    <w:p>
+      <w:pPr>
+        <w:spacing w:after="120" w:line="276"/>
+      </w:pPr>
+      <w:r>
+        <w:rPr>
+          <w:rFonts w:ascii="Calibri" w:cs="Calibri" w:eastAsia="Calibri" w:hAnsi="Calibri"/>
+          <w:sz w:val="22"/>
+          <w:szCs w:val="22"/>
+        </w:rPr>
+        <w:t xml:space="preserve">Die im Workshop verwendeten Übungen basieren auf den offiziellen, frei verfügbaren LPIC-1-Lernmaterialien des Linux Professional Institute – vollständig auf Deutsch, mit geführten und offenen Übungen inklusive Lösungen zu jeder Lektion:</w:t>
+      </w:r>
+    </w:p>
+    <w:p>
+      <w:pPr>
+        <w:pStyle w:val="ListParagraph"/>
+        <w:numPr>
+          <w:ilvl w:val="0"/>
+          <w:numId w:val="2"/>
+        </w:numPr>
+        <w:spacing w:after="80" w:line="276"/>
+      </w:pPr>
+      <w:r>
+        <w:rPr>
+          <w:rFonts w:ascii="Calibri" w:cs="Calibri" w:eastAsia="Calibri" w:hAnsi="Calibri"/>
+          <w:sz w:val="22"/>
+          <w:szCs w:val="22"/>
+        </w:rPr>
+        <w:t xml:space="preserve">Thema 103.1 – Auf der Befehlszeile arbeiten (Grundlagen, man, Shell)</w:t>
+      </w:r>
+    </w:p>
+    <w:p>
+      <w:pPr>
+        <w:pStyle w:val="ListParagraph"/>
+        <w:numPr>
+          <w:ilvl w:val="0"/>
+          <w:numId w:val="2"/>
+        </w:numPr>
+        <w:spacing w:after="80" w:line="276"/>
+      </w:pPr>
+      <w:r>
+        <w:rPr>
+          <w:rFonts w:ascii="Calibri" w:cs="Calibri" w:eastAsia="Calibri" w:hAnsi="Calibri"/>
+          <w:sz w:val="22"/>
+          <w:szCs w:val="22"/>
+        </w:rPr>
+        <w:t xml:space="preserve">Thema 103.2 – Textströme mit Filtern verarbeiten (grep, sort, uniq, wc, cut)</w:t>
+      </w:r>
+    </w:p>
+    <w:p>
+      <w:pPr>
+        <w:pStyle w:val="ListParagraph"/>
+        <w:numPr>
+          <w:ilvl w:val="0"/>
+          <w:numId w:val="2"/>
+        </w:numPr>
+        <w:spacing w:after="80" w:line="276"/>
+      </w:pPr>
+      <w:r>
+        <w:rPr>
+          <w:rFonts w:ascii="Calibri" w:cs="Calibri" w:eastAsia="Calibri" w:hAnsi="Calibri"/>
+          <w:sz w:val="22"/>
+          <w:szCs w:val="22"/>
+        </w:rPr>
+        <w:t xml:space="preserve">Thema 103.4 – Ströme, Pipes und Umleitungen</w:t>
+      </w:r>
+    </w:p>
+    <w:p>
+      <w:pPr>
+        <w:pStyle w:val="ListParagraph"/>
+        <w:numPr>
+          <w:ilvl w:val="0"/>
+          <w:numId w:val="2"/>
+        </w:numPr>
+        <w:spacing w:after="80" w:line="276"/>
+      </w:pPr>
+      <w:r>
+        <w:rPr>
+          <w:rFonts w:ascii="Calibri" w:cs="Calibri" w:eastAsia="Calibri" w:hAnsi="Calibri"/>
+          <w:sz w:val="22"/>
+          <w:szCs w:val="22"/>
+        </w:rPr>
+        <w:t xml:space="preserve">Als nächster Schritt für den Unterricht: Thema 104.5 – Dateizugriffsrechte (ls -l, chmod, chown)</w:t>
+      </w:r>
+    </w:p>
+    <w:p>
+      <w:pPr>
+        <w:pStyle w:val="Heading2"/>
+        <w:spacing w:after="120" w:before="220"/>
+      </w:pPr>
+      <w:r>
+        <w:rPr>
+          <w:rFonts w:ascii="Calibri" w:cs="Calibri" w:eastAsia="Calibri" w:hAnsi="Calibri"/>
+          <w:b/>
+          <w:bCs/>
+          <w:color w:val="1F2937"/>
+          <w:sz w:val="26"/>
+          <w:szCs w:val="26"/>
+        </w:rPr>
+        <w:t xml:space="preserve">7. Links</w:t>
+      </w:r>
+    </w:p>
+    <w:p>
+      <w:pPr>
+        <w:pStyle w:val="ListParagraph"/>
+        <w:numPr>
+          <w:ilvl w:val="0"/>
+          <w:numId w:val="2"/>
+        </w:numPr>
+        <w:spacing w:after="80" w:line="276"/>
+      </w:pPr>
+      <w:r>
+        <w:rPr>
+          <w:rFonts w:ascii="Calibri" w:cs="Calibri" w:eastAsia="Calibri" w:hAnsi="Calibri"/>
+          <w:b/>
+          <w:bCs/>
+          <w:sz w:val="22"/>
+          <w:szCs w:val="22"/>
+        </w:rPr>
+        <w:t xml:space="preserve">LPI Learning Materials (kostenlos, deutsch): </w:t>
+      </w:r>
+      <w:r>
+        <w:rPr>
+          <w:rFonts w:ascii="Calibri" w:cs="Calibri" w:eastAsia="Calibri" w:hAnsi="Calibri"/>
+          <w:sz w:val="22"/>
+          <w:szCs w:val="22"/>
+        </w:rPr>
+        <w:t xml:space="preserve">learning.lpi.org/de/</w:t>
+      </w:r>
+    </w:p>
+    <w:p>
+      <w:pPr>
+        <w:pStyle w:val="ListParagraph"/>
+        <w:numPr>
+          <w:ilvl w:val="0"/>
+          <w:numId w:val="2"/>
+        </w:numPr>
+        <w:spacing w:after="80" w:line="276"/>
+      </w:pPr>
+      <w:r>
+        <w:rPr>
+          <w:rFonts w:ascii="Calibri" w:cs="Calibri" w:eastAsia="Calibri" w:hAnsi="Calibri"/>
+          <w:b/>
+          <w:bCs/>
+          <w:sz w:val="22"/>
+          <w:szCs w:val="22"/>
+        </w:rPr>
+        <w:t xml:space="preserve">Offizielle WSL-Dokumentation: </w:t>
+      </w:r>
+      <w:r>
+        <w:rPr>
+          <w:rFonts w:ascii="Calibri" w:cs="Calibri" w:eastAsia="Calibri" w:hAnsi="Calibri"/>
+          <w:sz w:val="22"/>
+          <w:szCs w:val="22"/>
+        </w:rPr>
+        <w:t xml:space="preserve">learn.microsoft.com/de-de/windows/wsl/</w:t>
+      </w:r>
+    </w:p>
+    <w:p>
+      <w:pPr>
+        <w:pStyle w:val="ListParagraph"/>
+        <w:numPr>
+          <w:ilvl w:val="0"/>
+          <w:numId w:val="2"/>
+        </w:numPr>
+        <w:spacing w:after="80" w:line="276"/>
+      </w:pPr>
+      <w:r>
+        <w:rPr>
+          <w:rFonts w:ascii="Calibri" w:cs="Calibri" w:eastAsia="Calibri" w:hAnsi="Calibri"/>
+          <w:b/>
+          <w:bCs/>
+          <w:sz w:val="22"/>
+          <w:szCs w:val="22"/>
+        </w:rPr>
+        <w:t xml:space="preserve">Browser-Sandbox als Plan B ohne eigenen Server: </w:t>
+      </w:r>
+      <w:r>
+        <w:rPr>
+          <w:rFonts w:ascii="Calibri" w:cs="Calibri" w:eastAsia="Calibri" w:hAnsi="Calibri"/>
+          <w:sz w:val="22"/>
+          <w:szCs w:val="22"/>
+        </w:rPr>
+        <w:t xml:space="preserve">z. B. killercoda.com (Ubuntu-Playground) oder die Webshell-Angebote der LPI-Lernplattform</w:t>
+      </w:r>
+    </w:p>
+    <w:p>
+      <w:pPr>
+        <w:pStyle w:val="ListParagraph"/>
+        <w:numPr>
+          <w:ilvl w:val="0"/>
+          <w:numId w:val="2"/>
+        </w:numPr>
+        <w:spacing w:after="80" w:line="276"/>
+      </w:pPr>
+      <w:r>
+        <w:rPr>
+          <w:rFonts w:ascii="Calibri" w:cs="Calibri" w:eastAsia="Calibri" w:hAnsi="Calibri"/>
+          <w:b/>
+          <w:bCs/>
+          <w:sz w:val="22"/>
+          <w:szCs w:val="22"/>
+        </w:rPr>
+        <w:t xml:space="preserve">Übungspaket aus dem Workshop (server.log, Arbeitsblatt, Setup-Skripte): </w:t>
+      </w:r>
+      <w:r>
+        <w:rPr>
+          <w:rFonts w:ascii="Calibri" w:cs="Calibri" w:eastAsia="Calibri" w:hAnsi="Calibri"/>
+          <w:sz w:val="22"/>
+          <w:szCs w:val="22"/>
+        </w:rPr>
+        <w:t xml:space="preserve">&lt;Link/QR-Code wird im Workshop bekanntgegeben&gt;</w:t>
+      </w:r>
+    </w:p>
+    <w:sectPr>
+      <w:pgSz w:w="11906" w:h="16838" w:orient="portrait"/>
+      <w:pgMar w:top="1080" w:right="1260" w:bottom="1080" w:left="1260" w:header="708" w:footer="708" w:gutter="0"/>
+      <w:pgNumType/>
+      <w:docGrid w:linePitch="360"/>
+    </w:sectPr>
+  </w:body>
+</w:document>
 </file>
 
 <file path=word/comments.xml><?xml version="1.0" encoding="utf-8"?>
